--- a/FSD - Designing a Dynamic Frontend with React/FSD - Designing a Dynamic Frontend with React Day 9 - 19-03-2026.docx
+++ b/FSD - Designing a Dynamic Frontend with React/FSD - Designing a Dynamic Frontend with React Day 9 - 19-03-2026.docx
@@ -12,1444 +12,729 @@
     <w:p>
       <w:pPr>
         <w:rPr>
-          <w:b/>
-          <w:bCs/>
-          <w:lang w:val="en-US"/>
-        </w:rPr>
-      </w:pPr>
-      <w:r>
-        <w:rPr>
-          <w:b/>
-          <w:bCs/>
-          <w:lang w:val="en-US"/>
-        </w:rPr>
-        <w:t xml:space="preserve">Limitation of props </w:t>
-      </w:r>
-    </w:p>
-    <w:p>
-      <w:pPr>
-        <w:rPr>
-          <w:lang w:val="en-US"/>
-        </w:rPr>
-      </w:pPr>
-      <w:r>
-        <w:rPr>
-          <w:lang w:val="en-US"/>
-        </w:rPr>
-        <w:tab/>
-      </w:r>
-      <w:r>
-        <w:rPr>
-          <w:lang w:val="en-US"/>
-        </w:rPr>
-        <w:tab/>
-      </w:r>
-      <w:r>
-        <w:rPr>
-          <w:lang w:val="en-US"/>
-        </w:rPr>
-        <w:tab/>
-      </w:r>
-      <w:proofErr w:type="spellStart"/>
-      <w:r>
-        <w:rPr>
-          <w:lang w:val="en-US"/>
-        </w:rPr>
-        <w:t>App.jsx</w:t>
-      </w:r>
-      <w:proofErr w:type="spellEnd"/>
-      <w:r>
-        <w:rPr>
-          <w:lang w:val="en-US"/>
-        </w:rPr>
-        <w:t xml:space="preserve"> --</w:t>
-      </w:r>
-      <w:r>
-        <w:rPr>
-          <w:lang w:val="en-US"/>
-        </w:rPr>
-        <w:sym w:font="Wingdings" w:char="F0E0"/>
-      </w:r>
-      <w:r>
-        <w:rPr>
-          <w:lang w:val="en-US"/>
-        </w:rPr>
-        <w:t xml:space="preserve"> Root component </w:t>
-      </w:r>
-    </w:p>
-    <w:p>
-      <w:pPr>
-        <w:rPr>
-          <w:lang w:val="en-US"/>
-        </w:rPr>
-      </w:pPr>
-    </w:p>
-    <w:p>
-      <w:pPr>
-        <w:rPr>
-          <w:lang w:val="en-US"/>
-        </w:rPr>
-      </w:pPr>
-      <w:r>
-        <w:rPr>
-          <w:noProof/>
-          <w:lang w:val="en-US"/>
-        </w:rPr>
-        <mc:AlternateContent>
-          <mc:Choice Requires="wps">
-            <w:drawing>
-              <wp:anchor distT="0" distB="0" distL="114300" distR="114300" simplePos="0" relativeHeight="251661312" behindDoc="0" locked="0" layoutInCell="1" allowOverlap="1" wp14:anchorId="765A7017" wp14:editId="5AC80829">
-                <wp:simplePos x="0" y="0"/>
-                <wp:positionH relativeFrom="column">
-                  <wp:posOffset>1504950</wp:posOffset>
-                </wp:positionH>
-                <wp:positionV relativeFrom="paragraph">
-                  <wp:posOffset>243205</wp:posOffset>
-                </wp:positionV>
-                <wp:extent cx="1727200" cy="457200"/>
-                <wp:effectExtent l="0" t="0" r="82550" b="76200"/>
-                <wp:wrapNone/>
-                <wp:docPr id="2104669930" name="Straight Arrow Connector 3"/>
-                <wp:cNvGraphicFramePr/>
-                <a:graphic xmlns:a="http://schemas.openxmlformats.org/drawingml/2006/main">
-                  <a:graphicData uri="http://schemas.microsoft.com/office/word/2010/wordprocessingShape">
-                    <wps:wsp>
-                      <wps:cNvCnPr/>
-                      <wps:spPr>
-                        <a:xfrm>
-                          <a:off x="0" y="0"/>
-                          <a:ext cx="1727200" cy="457200"/>
-                        </a:xfrm>
-                        <a:prstGeom prst="straightConnector1">
-                          <a:avLst/>
-                        </a:prstGeom>
-                        <a:ln>
-                          <a:tailEnd type="triangle"/>
-                        </a:ln>
-                      </wps:spPr>
-                      <wps:style>
-                        <a:lnRef idx="2">
-                          <a:schemeClr val="accent1"/>
-                        </a:lnRef>
-                        <a:fillRef idx="0">
-                          <a:schemeClr val="accent1"/>
-                        </a:fillRef>
-                        <a:effectRef idx="1">
-                          <a:schemeClr val="accent1"/>
-                        </a:effectRef>
-                        <a:fontRef idx="minor">
-                          <a:schemeClr val="tx1"/>
-                        </a:fontRef>
-                      </wps:style>
-                      <wps:bodyPr/>
-                    </wps:wsp>
-                  </a:graphicData>
-                </a:graphic>
-              </wp:anchor>
-            </w:drawing>
-          </mc:Choice>
-          <mc:Fallback>
-            <w:pict>
-              <v:shapetype w14:anchorId="4A101203" id="_x0000_t32" coordsize="21600,21600" o:spt="32" o:oned="t" path="m,l21600,21600e" filled="f">
-                <v:path arrowok="t" fillok="f" o:connecttype="none"/>
-                <o:lock v:ext="edit" shapetype="t"/>
-              </v:shapetype>
-              <v:shape id="Straight Arrow Connector 3" o:spid="_x0000_s1026" type="#_x0000_t32" style="position:absolute;margin-left:118.5pt;margin-top:19.15pt;width:136pt;height:36pt;z-index:251661312;visibility:visible;mso-wrap-style:square;mso-wrap-distance-left:9pt;mso-wrap-distance-top:0;mso-wrap-distance-right:9pt;mso-wrap-distance-bottom:0;mso-position-horizontal:absolute;mso-position-horizontal-relative:text;mso-position-vertical:absolute;mso-position-vertical-relative:text" o:gfxdata="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" strokecolor="#156082 [3204]" strokeweight="1.5pt">
-                <v:stroke endarrow="block" joinstyle="miter"/>
-              </v:shape>
-            </w:pict>
-          </mc:Fallback>
-        </mc:AlternateContent>
-      </w:r>
-      <w:r>
-        <w:rPr>
-          <w:noProof/>
-          <w:lang w:val="en-US"/>
-        </w:rPr>
-        <mc:AlternateContent>
-          <mc:Choice Requires="wps">
-            <w:drawing>
-              <wp:anchor distT="0" distB="0" distL="114300" distR="114300" simplePos="0" relativeHeight="251660288" behindDoc="0" locked="0" layoutInCell="1" allowOverlap="1" wp14:anchorId="09BA321E" wp14:editId="59D9C245">
-                <wp:simplePos x="0" y="0"/>
-                <wp:positionH relativeFrom="column">
-                  <wp:posOffset>1504950</wp:posOffset>
-                </wp:positionH>
-                <wp:positionV relativeFrom="paragraph">
-                  <wp:posOffset>217805</wp:posOffset>
-                </wp:positionV>
-                <wp:extent cx="0" cy="476250"/>
-                <wp:effectExtent l="76200" t="0" r="57150" b="57150"/>
-                <wp:wrapNone/>
-                <wp:docPr id="1162999386" name="Straight Arrow Connector 2"/>
-                <wp:cNvGraphicFramePr/>
-                <a:graphic xmlns:a="http://schemas.openxmlformats.org/drawingml/2006/main">
-                  <a:graphicData uri="http://schemas.microsoft.com/office/word/2010/wordprocessingShape">
-                    <wps:wsp>
-                      <wps:cNvCnPr/>
-                      <wps:spPr>
-                        <a:xfrm>
-                          <a:off x="0" y="0"/>
-                          <a:ext cx="0" cy="476250"/>
-                        </a:xfrm>
-                        <a:prstGeom prst="straightConnector1">
-                          <a:avLst/>
-                        </a:prstGeom>
-                        <a:ln>
-                          <a:tailEnd type="triangle"/>
-                        </a:ln>
-                      </wps:spPr>
-                      <wps:style>
-                        <a:lnRef idx="2">
-                          <a:schemeClr val="accent1"/>
-                        </a:lnRef>
-                        <a:fillRef idx="0">
-                          <a:schemeClr val="accent1"/>
-                        </a:fillRef>
-                        <a:effectRef idx="1">
-                          <a:schemeClr val="accent1"/>
-                        </a:effectRef>
-                        <a:fontRef idx="minor">
-                          <a:schemeClr val="tx1"/>
-                        </a:fontRef>
-                      </wps:style>
-                      <wps:bodyPr/>
-                    </wps:wsp>
-                  </a:graphicData>
-                </a:graphic>
-              </wp:anchor>
-            </w:drawing>
-          </mc:Choice>
-          <mc:Fallback>
-            <w:pict>
-              <v:shape w14:anchorId="48ABC450" id="Straight Arrow Connector 2" o:spid="_x0000_s1026" type="#_x0000_t32" style="position:absolute;margin-left:118.5pt;margin-top:17.15pt;width:0;height:37.5pt;z-index:251660288;visibility:visible;mso-wrap-style:square;mso-wrap-distance-left:9pt;mso-wrap-distance-top:0;mso-wrap-distance-right:9pt;mso-wrap-distance-bottom:0;mso-position-horizontal:absolute;mso-position-horizontal-relative:text;mso-position-vertical:absolute;mso-position-vertical-relative:text" o:gfxdata="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" strokecolor="#156082 [3204]" strokeweight="1.5pt">
-                <v:stroke endarrow="block" joinstyle="miter"/>
-              </v:shape>
-            </w:pict>
-          </mc:Fallback>
-        </mc:AlternateContent>
-      </w:r>
-      <w:r>
-        <w:rPr>
-          <w:noProof/>
-          <w:lang w:val="en-US"/>
-        </w:rPr>
-        <mc:AlternateContent>
-          <mc:Choice Requires="wps">
-            <w:drawing>
-              <wp:anchor distT="0" distB="0" distL="114300" distR="114300" simplePos="0" relativeHeight="251659264" behindDoc="0" locked="0" layoutInCell="1" allowOverlap="1" wp14:anchorId="2F45C69B" wp14:editId="002FD9E7">
-                <wp:simplePos x="0" y="0"/>
-                <wp:positionH relativeFrom="column">
-                  <wp:posOffset>368300</wp:posOffset>
-                </wp:positionH>
-                <wp:positionV relativeFrom="paragraph">
-                  <wp:posOffset>179705</wp:posOffset>
-                </wp:positionV>
-                <wp:extent cx="1162050" cy="469900"/>
-                <wp:effectExtent l="38100" t="0" r="19050" b="63500"/>
-                <wp:wrapNone/>
-                <wp:docPr id="1662187573" name="Straight Arrow Connector 1"/>
-                <wp:cNvGraphicFramePr/>
-                <a:graphic xmlns:a="http://schemas.openxmlformats.org/drawingml/2006/main">
-                  <a:graphicData uri="http://schemas.microsoft.com/office/word/2010/wordprocessingShape">
-                    <wps:wsp>
-                      <wps:cNvCnPr/>
-                      <wps:spPr>
-                        <a:xfrm flipH="1">
-                          <a:off x="0" y="0"/>
-                          <a:ext cx="1162050" cy="469900"/>
-                        </a:xfrm>
-                        <a:prstGeom prst="straightConnector1">
-                          <a:avLst/>
-                        </a:prstGeom>
-                        <a:ln>
-                          <a:tailEnd type="triangle"/>
-                        </a:ln>
-                      </wps:spPr>
-                      <wps:style>
-                        <a:lnRef idx="2">
-                          <a:schemeClr val="accent1"/>
-                        </a:lnRef>
-                        <a:fillRef idx="0">
-                          <a:schemeClr val="accent1"/>
-                        </a:fillRef>
-                        <a:effectRef idx="1">
-                          <a:schemeClr val="accent1"/>
-                        </a:effectRef>
-                        <a:fontRef idx="minor">
-                          <a:schemeClr val="tx1"/>
-                        </a:fontRef>
-                      </wps:style>
-                      <wps:bodyPr/>
-                    </wps:wsp>
-                  </a:graphicData>
-                </a:graphic>
-              </wp:anchor>
-            </w:drawing>
-          </mc:Choice>
-          <mc:Fallback>
-            <w:pict>
-              <v:shape w14:anchorId="7CF4896F" id="Straight Arrow Connector 1" o:spid="_x0000_s1026" type="#_x0000_t32" style="position:absolute;margin-left:29pt;margin-top:14.15pt;width:91.5pt;height:37pt;flip:x;z-index:251659264;visibility:visible;mso-wrap-style:square;mso-wrap-distance-left:9pt;mso-wrap-distance-top:0;mso-wrap-distance-right:9pt;mso-wrap-distance-bottom:0;mso-position-horizontal:absolute;mso-position-horizontal-relative:text;mso-position-vertical:absolute;mso-position-vertical-relative:text" o:gfxdata="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" strokecolor="#156082 [3204]" strokeweight="1.5pt">
-                <v:stroke endarrow="block" joinstyle="miter"/>
-              </v:shape>
-            </w:pict>
-          </mc:Fallback>
-        </mc:AlternateContent>
-      </w:r>
-      <w:r>
-        <w:rPr>
-          <w:lang w:val="en-US"/>
-        </w:rPr>
-        <w:tab/>
-      </w:r>
-      <w:r>
-        <w:rPr>
-          <w:lang w:val="en-US"/>
-        </w:rPr>
-        <w:tab/>
-      </w:r>
-      <w:proofErr w:type="spellStart"/>
-      <w:r>
-        <w:rPr>
-          <w:lang w:val="en-US"/>
-        </w:rPr>
-        <w:t>Parent.jsx</w:t>
-      </w:r>
-      <w:proofErr w:type="spellEnd"/>
-      <w:r>
-        <w:rPr>
-          <w:lang w:val="en-US"/>
-        </w:rPr>
-        <w:t xml:space="preserve"> --</w:t>
-      </w:r>
-      <w:r>
-        <w:rPr>
-          <w:lang w:val="en-US"/>
-        </w:rPr>
-        <w:sym w:font="Wingdings" w:char="F0E0"/>
-      </w:r>
-      <w:r>
-        <w:rPr>
-          <w:lang w:val="en-US"/>
-        </w:rPr>
-        <w:t xml:space="preserve"> Parent component -</w:t>
-      </w:r>
-      <w:r>
-        <w:rPr>
-          <w:lang w:val="en-US"/>
-        </w:rPr>
-        <w:sym w:font="Wingdings" w:char="F0E0"/>
-      </w:r>
-      <w:r>
-        <w:rPr>
-          <w:lang w:val="en-US"/>
-        </w:rPr>
-        <w:t xml:space="preserve"> State variable (name</w:t>
-      </w:r>
-      <w:r>
-        <w:rPr>
-          <w:lang w:val="en-US"/>
-        </w:rPr>
-        <w:sym w:font="Wingdings" w:char="F0E0"/>
-      </w:r>
-      <w:r>
-        <w:rPr>
-          <w:lang w:val="en-US"/>
-        </w:rPr>
-        <w:t xml:space="preserve"> Steven)</w:t>
-      </w:r>
-    </w:p>
-    <w:p>
-      <w:pPr>
-        <w:rPr>
-          <w:lang w:val="en-US"/>
-        </w:rPr>
-      </w:pPr>
-      <w:r>
-        <w:rPr>
-          <w:lang w:val="en-US"/>
-        </w:rPr>
-        <w:tab/>
-      </w:r>
-      <w:r>
-        <w:rPr>
-          <w:lang w:val="en-US"/>
-        </w:rPr>
-        <w:tab/>
-        <w:t>props</w:t>
-      </w:r>
-    </w:p>
-    <w:p>
-      <w:pPr>
-        <w:rPr>
-          <w:lang w:val="en-US"/>
-        </w:rPr>
-      </w:pPr>
-      <w:r>
-        <w:rPr>
-          <w:noProof/>
-          <w:lang w:val="en-US"/>
-        </w:rPr>
-        <mc:AlternateContent>
-          <mc:Choice Requires="wps">
-            <w:drawing>
-              <wp:anchor distT="0" distB="0" distL="114300" distR="114300" simplePos="0" relativeHeight="251668480" behindDoc="0" locked="0" layoutInCell="1" allowOverlap="1" wp14:anchorId="5A7DC494" wp14:editId="2C4970DD">
-                <wp:simplePos x="0" y="0"/>
-                <wp:positionH relativeFrom="column">
-                  <wp:posOffset>3390900</wp:posOffset>
-                </wp:positionH>
-                <wp:positionV relativeFrom="paragraph">
-                  <wp:posOffset>199390</wp:posOffset>
-                </wp:positionV>
-                <wp:extent cx="0" cy="558800"/>
-                <wp:effectExtent l="76200" t="0" r="57150" b="50800"/>
-                <wp:wrapNone/>
-                <wp:docPr id="1708502581" name="Straight Arrow Connector 10"/>
-                <wp:cNvGraphicFramePr/>
-                <a:graphic xmlns:a="http://schemas.openxmlformats.org/drawingml/2006/main">
-                  <a:graphicData uri="http://schemas.microsoft.com/office/word/2010/wordprocessingShape">
-                    <wps:wsp>
-                      <wps:cNvCnPr/>
-                      <wps:spPr>
-                        <a:xfrm>
-                          <a:off x="0" y="0"/>
-                          <a:ext cx="0" cy="558800"/>
-                        </a:xfrm>
-                        <a:prstGeom prst="straightConnector1">
-                          <a:avLst/>
-                        </a:prstGeom>
-                        <a:ln>
-                          <a:tailEnd type="triangle"/>
-                        </a:ln>
-                      </wps:spPr>
-                      <wps:style>
-                        <a:lnRef idx="2">
-                          <a:schemeClr val="accent1"/>
-                        </a:lnRef>
-                        <a:fillRef idx="0">
-                          <a:schemeClr val="accent1"/>
-                        </a:fillRef>
-                        <a:effectRef idx="1">
-                          <a:schemeClr val="accent1"/>
-                        </a:effectRef>
-                        <a:fontRef idx="minor">
-                          <a:schemeClr val="tx1"/>
-                        </a:fontRef>
-                      </wps:style>
-                      <wps:bodyPr/>
-                    </wps:wsp>
-                  </a:graphicData>
-                </a:graphic>
-              </wp:anchor>
-            </w:drawing>
-          </mc:Choice>
-          <mc:Fallback>
-            <w:pict>
-              <v:shape w14:anchorId="5D3C61D5" id="Straight Arrow Connector 10" o:spid="_x0000_s1026" type="#_x0000_t32" style="position:absolute;margin-left:267pt;margin-top:15.7pt;width:0;height:44pt;z-index:251668480;visibility:visible;mso-wrap-style:square;mso-wrap-distance-left:9pt;mso-wrap-distance-top:0;mso-wrap-distance-right:9pt;mso-wrap-distance-bottom:0;mso-position-horizontal:absolute;mso-position-horizontal-relative:text;mso-position-vertical:absolute;mso-position-vertical-relative:text" o:gfxdata="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" strokecolor="#156082 [3204]" strokeweight="1.5pt">
-                <v:stroke endarrow="block" joinstyle="miter"/>
-              </v:shape>
-            </w:pict>
-          </mc:Fallback>
-        </mc:AlternateContent>
-      </w:r>
-      <w:r>
-        <w:rPr>
-          <w:noProof/>
-          <w:lang w:val="en-US"/>
-        </w:rPr>
-        <mc:AlternateContent>
-          <mc:Choice Requires="wps">
-            <w:drawing>
-              <wp:anchor distT="0" distB="0" distL="114300" distR="114300" simplePos="0" relativeHeight="251665408" behindDoc="0" locked="0" layoutInCell="1" allowOverlap="1" wp14:anchorId="01EE9791" wp14:editId="1DA23523">
-                <wp:simplePos x="0" y="0"/>
-                <wp:positionH relativeFrom="column">
-                  <wp:posOffset>1593850</wp:posOffset>
-                </wp:positionH>
-                <wp:positionV relativeFrom="paragraph">
-                  <wp:posOffset>129540</wp:posOffset>
-                </wp:positionV>
-                <wp:extent cx="12700" cy="533400"/>
-                <wp:effectExtent l="57150" t="0" r="63500" b="57150"/>
-                <wp:wrapNone/>
-                <wp:docPr id="1336314126" name="Straight Arrow Connector 7"/>
-                <wp:cNvGraphicFramePr/>
-                <a:graphic xmlns:a="http://schemas.openxmlformats.org/drawingml/2006/main">
-                  <a:graphicData uri="http://schemas.microsoft.com/office/word/2010/wordprocessingShape">
-                    <wps:wsp>
-                      <wps:cNvCnPr/>
-                      <wps:spPr>
-                        <a:xfrm>
-                          <a:off x="0" y="0"/>
-                          <a:ext cx="12700" cy="533400"/>
-                        </a:xfrm>
-                        <a:prstGeom prst="straightConnector1">
-                          <a:avLst/>
-                        </a:prstGeom>
-                        <a:ln>
-                          <a:tailEnd type="triangle"/>
-                        </a:ln>
-                      </wps:spPr>
-                      <wps:style>
-                        <a:lnRef idx="2">
-                          <a:schemeClr val="accent1"/>
-                        </a:lnRef>
-                        <a:fillRef idx="0">
-                          <a:schemeClr val="accent1"/>
-                        </a:fillRef>
-                        <a:effectRef idx="1">
-                          <a:schemeClr val="accent1"/>
-                        </a:effectRef>
-                        <a:fontRef idx="minor">
-                          <a:schemeClr val="tx1"/>
-                        </a:fontRef>
-                      </wps:style>
-                      <wps:bodyPr/>
-                    </wps:wsp>
-                  </a:graphicData>
-                </a:graphic>
-              </wp:anchor>
-            </w:drawing>
-          </mc:Choice>
-          <mc:Fallback>
-            <w:pict>
-              <v:shape w14:anchorId="1E440937" id="Straight Arrow Connector 7" o:spid="_x0000_s1026" type="#_x0000_t32" style="position:absolute;margin-left:125.5pt;margin-top:10.2pt;width:1pt;height:42pt;z-index:251665408;visibility:visible;mso-wrap-style:square;mso-wrap-distance-left:9pt;mso-wrap-distance-top:0;mso-wrap-distance-right:9pt;mso-wrap-distance-bottom:0;mso-position-horizontal:absolute;mso-position-horizontal-relative:text;mso-position-vertical:absolute;mso-position-vertical-relative:text" o:gfxdata="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" strokecolor="#156082 [3204]" strokeweight="1.5pt">
-                <v:stroke endarrow="block" joinstyle="miter"/>
-              </v:shape>
-            </w:pict>
-          </mc:Fallback>
-        </mc:AlternateContent>
-      </w:r>
-      <w:r>
-        <w:rPr>
-          <w:noProof/>
-          <w:lang w:val="en-US"/>
-        </w:rPr>
-        <mc:AlternateContent>
-          <mc:Choice Requires="wps">
-            <w:drawing>
-              <wp:anchor distT="0" distB="0" distL="114300" distR="114300" simplePos="0" relativeHeight="251662336" behindDoc="0" locked="0" layoutInCell="1" allowOverlap="1" wp14:anchorId="252520AF" wp14:editId="7C8B5778">
-                <wp:simplePos x="0" y="0"/>
-                <wp:positionH relativeFrom="column">
-                  <wp:posOffset>139700</wp:posOffset>
-                </wp:positionH>
-                <wp:positionV relativeFrom="paragraph">
-                  <wp:posOffset>180340</wp:posOffset>
-                </wp:positionV>
-                <wp:extent cx="0" cy="501650"/>
-                <wp:effectExtent l="76200" t="0" r="57150" b="50800"/>
-                <wp:wrapNone/>
-                <wp:docPr id="537294034" name="Straight Arrow Connector 4"/>
-                <wp:cNvGraphicFramePr/>
-                <a:graphic xmlns:a="http://schemas.openxmlformats.org/drawingml/2006/main">
-                  <a:graphicData uri="http://schemas.microsoft.com/office/word/2010/wordprocessingShape">
-                    <wps:wsp>
-                      <wps:cNvCnPr/>
-                      <wps:spPr>
-                        <a:xfrm>
-                          <a:off x="0" y="0"/>
-                          <a:ext cx="0" cy="501650"/>
-                        </a:xfrm>
-                        <a:prstGeom prst="straightConnector1">
-                          <a:avLst/>
-                        </a:prstGeom>
-                        <a:ln>
-                          <a:tailEnd type="triangle"/>
-                        </a:ln>
-                      </wps:spPr>
-                      <wps:style>
-                        <a:lnRef idx="2">
-                          <a:schemeClr val="accent1"/>
-                        </a:lnRef>
-                        <a:fillRef idx="0">
-                          <a:schemeClr val="accent1"/>
-                        </a:fillRef>
-                        <a:effectRef idx="1">
-                          <a:schemeClr val="accent1"/>
-                        </a:effectRef>
-                        <a:fontRef idx="minor">
-                          <a:schemeClr val="tx1"/>
-                        </a:fontRef>
-                      </wps:style>
-                      <wps:bodyPr/>
-                    </wps:wsp>
-                  </a:graphicData>
-                </a:graphic>
-              </wp:anchor>
-            </w:drawing>
-          </mc:Choice>
-          <mc:Fallback>
-            <w:pict>
-              <v:shape w14:anchorId="21786FBB" id="Straight Arrow Connector 4" o:spid="_x0000_s1026" type="#_x0000_t32" style="position:absolute;margin-left:11pt;margin-top:14.2pt;width:0;height:39.5pt;z-index:251662336;visibility:visible;mso-wrap-style:square;mso-wrap-distance-left:9pt;mso-wrap-distance-top:0;mso-wrap-distance-right:9pt;mso-wrap-distance-bottom:0;mso-position-horizontal:absolute;mso-position-horizontal-relative:text;mso-position-vertical:absolute;mso-position-vertical-relative:text" o:gfxdata="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" strokecolor="#156082 [3204]" strokeweight="1.5pt">
-                <v:stroke endarrow="block" joinstyle="miter"/>
-              </v:shape>
-            </w:pict>
-          </mc:Fallback>
-        </mc:AlternateContent>
-      </w:r>
-      <w:r>
-        <w:rPr>
-          <w:highlight w:val="yellow"/>
-          <w:lang w:val="en-US"/>
-        </w:rPr>
-        <w:t>Child1</w:t>
-      </w:r>
-      <w:r>
-        <w:rPr>
-          <w:highlight w:val="yellow"/>
-          <w:lang w:val="en-US"/>
-        </w:rPr>
-        <w:tab/>
-      </w:r>
-      <w:r>
-        <w:rPr>
-          <w:highlight w:val="yellow"/>
-          <w:lang w:val="en-US"/>
-        </w:rPr>
-        <w:tab/>
-      </w:r>
-      <w:r>
-        <w:rPr>
-          <w:highlight w:val="yellow"/>
-          <w:lang w:val="en-US"/>
-        </w:rPr>
-        <w:tab/>
-        <w:t>Child2</w:t>
-      </w:r>
-      <w:r>
-        <w:rPr>
-          <w:highlight w:val="yellow"/>
-          <w:lang w:val="en-US"/>
-        </w:rPr>
-        <w:tab/>
-      </w:r>
-      <w:r>
-        <w:rPr>
-          <w:highlight w:val="yellow"/>
-          <w:lang w:val="en-US"/>
-        </w:rPr>
-        <w:tab/>
-      </w:r>
-      <w:r>
-        <w:rPr>
-          <w:highlight w:val="yellow"/>
-          <w:lang w:val="en-US"/>
-        </w:rPr>
-        <w:tab/>
-      </w:r>
-      <w:r>
-        <w:rPr>
-          <w:highlight w:val="yellow"/>
-          <w:lang w:val="en-US"/>
-        </w:rPr>
-        <w:tab/>
-        <w:t>Child3</w:t>
-      </w:r>
-      <w:r>
-        <w:rPr>
-          <w:highlight w:val="yellow"/>
-          <w:lang w:val="en-US"/>
-        </w:rPr>
-        <w:tab/>
-        <w:t>---</w:t>
-      </w:r>
-      <w:r>
-        <w:rPr>
-          <w:highlight w:val="yellow"/>
-          <w:lang w:val="en-US"/>
-        </w:rPr>
-        <w:sym w:font="Wingdings" w:char="F0E0"/>
-      </w:r>
+          <w:lang w:val="en-US"/>
+        </w:rPr>
+      </w:pPr>
+    </w:p>
+    <w:p>
+      <w:pPr>
+        <w:rPr>
+          <w:lang w:val="en-US"/>
+        </w:rPr>
+      </w:pPr>
+      <w:proofErr w:type="gramStart"/>
+      <w:r>
+        <w:rPr>
+          <w:highlight w:val="yellow"/>
+          <w:lang w:val="en-US"/>
+        </w:rPr>
+        <w:t>Redux</w:t>
+      </w:r>
+      <w:r>
+        <w:rPr>
+          <w:lang w:val="en-US"/>
+        </w:rPr>
+        <w:t xml:space="preserve"> :</w:t>
+      </w:r>
+      <w:proofErr w:type="gramEnd"/>
+      <w:r>
+        <w:rPr>
+          <w:lang w:val="en-US"/>
+        </w:rPr>
+        <w:t xml:space="preserve"> Redux is a state management tool which </w:t>
+      </w:r>
+      <w:proofErr w:type="gramStart"/>
+      <w:r>
+        <w:rPr>
+          <w:lang w:val="en-US"/>
+        </w:rPr>
+        <w:t>help</w:t>
+      </w:r>
+      <w:proofErr w:type="gramEnd"/>
+      <w:r>
+        <w:rPr>
+          <w:lang w:val="en-US"/>
+        </w:rPr>
+        <w:t xml:space="preserve"> to make local state </w:t>
+      </w:r>
+      <w:proofErr w:type="gramStart"/>
+      <w:r>
+        <w:rPr>
+          <w:lang w:val="en-US"/>
+        </w:rPr>
+        <w:t>variable</w:t>
+      </w:r>
+      <w:proofErr w:type="gramEnd"/>
+      <w:r>
+        <w:rPr>
+          <w:lang w:val="en-US"/>
+        </w:rPr>
+        <w:t xml:space="preserve"> as global state variables.  Redux </w:t>
+      </w:r>
+      <w:proofErr w:type="gramStart"/>
+      <w:r>
+        <w:rPr>
+          <w:lang w:val="en-US"/>
+        </w:rPr>
+        <w:t>it</w:t>
+      </w:r>
+      <w:proofErr w:type="gramEnd"/>
+      <w:r>
+        <w:rPr>
+          <w:lang w:val="en-US"/>
+        </w:rPr>
+        <w:t xml:space="preserve"> third party tool which we can use with Core JavaScript, React or angular framework. </w:t>
+      </w:r>
+    </w:p>
+    <w:p>
+      <w:pPr>
+        <w:rPr>
+          <w:lang w:val="en-US"/>
+        </w:rPr>
+      </w:pPr>
+    </w:p>
+    <w:p>
+      <w:pPr>
+        <w:rPr>
+          <w:lang w:val="en-US"/>
+        </w:rPr>
+      </w:pPr>
+      <w:r>
+        <w:rPr>
+          <w:lang w:val="en-US"/>
+        </w:rPr>
+        <w:t xml:space="preserve">Redux components </w:t>
+      </w:r>
+    </w:p>
+    <w:p>
+      <w:pPr>
+        <w:pStyle w:val="ListParagraph"/>
+        <w:numPr>
+          <w:ilvl w:val="0"/>
+          <w:numId w:val="12"/>
+        </w:numPr>
+        <w:rPr>
+          <w:lang w:val="en-US"/>
+        </w:rPr>
+      </w:pPr>
+      <w:proofErr w:type="gramStart"/>
+      <w:r>
+        <w:rPr>
+          <w:highlight w:val="yellow"/>
+          <w:lang w:val="en-US"/>
+        </w:rPr>
+        <w:t>Reducer</w:t>
+      </w:r>
+      <w:r>
+        <w:rPr>
+          <w:lang w:val="en-US"/>
+        </w:rPr>
+        <w:t xml:space="preserve"> :</w:t>
+      </w:r>
+      <w:proofErr w:type="gramEnd"/>
+      <w:r>
+        <w:rPr>
+          <w:lang w:val="en-US"/>
+        </w:rPr>
+        <w:t xml:space="preserve"> reducer is a plain JS function which takes 2 </w:t>
+      </w:r>
+      <w:proofErr w:type="gramStart"/>
+      <w:r>
+        <w:rPr>
+          <w:lang w:val="en-US"/>
+        </w:rPr>
+        <w:t>parameter</w:t>
+      </w:r>
+      <w:proofErr w:type="gramEnd"/>
+      <w:r>
+        <w:rPr>
+          <w:lang w:val="en-US"/>
+        </w:rPr>
+        <w:t>. 1s parameter state and 2</w:t>
+      </w:r>
+      <w:r>
+        <w:rPr>
+          <w:vertAlign w:val="superscript"/>
+          <w:lang w:val="en-US"/>
+        </w:rPr>
+        <w:t>nd</w:t>
+      </w:r>
+      <w:r>
+        <w:rPr>
+          <w:lang w:val="en-US"/>
+        </w:rPr>
+        <w:t xml:space="preserve"> parameter action. </w:t>
+      </w:r>
+      <w:proofErr w:type="gramStart"/>
+      <w:r>
+        <w:rPr>
+          <w:lang w:val="en-US"/>
+        </w:rPr>
+        <w:t>Base</w:t>
+      </w:r>
+      <w:proofErr w:type="gramEnd"/>
       <w:r>
         <w:rPr>
           <w:lang w:val="en-US"/>
         </w:rPr>
         <w:t xml:space="preserve"> </w:t>
       </w:r>
-    </w:p>
-    <w:p>
-      <w:pPr>
-        <w:rPr>
-          <w:lang w:val="en-US"/>
-        </w:rPr>
-      </w:pPr>
-      <w:r>
-        <w:rPr>
-          <w:lang w:val="en-US"/>
-        </w:rPr>
-        <w:t xml:space="preserve">Props </w:t>
-      </w:r>
-    </w:p>
-    <w:p>
-      <w:pPr>
-        <w:rPr>
-          <w:lang w:val="en-US"/>
-        </w:rPr>
-      </w:pPr>
-      <w:r>
-        <w:rPr>
-          <w:noProof/>
-          <w:lang w:val="en-US"/>
-        </w:rPr>
-        <mc:AlternateContent>
-          <mc:Choice Requires="wps">
-            <w:drawing>
-              <wp:anchor distT="0" distB="0" distL="114300" distR="114300" simplePos="0" relativeHeight="251670528" behindDoc="0" locked="0" layoutInCell="1" allowOverlap="1" wp14:anchorId="7E544C72" wp14:editId="03E91A8F">
-                <wp:simplePos x="0" y="0"/>
-                <wp:positionH relativeFrom="column">
-                  <wp:posOffset>3606800</wp:posOffset>
-                </wp:positionH>
-                <wp:positionV relativeFrom="paragraph">
-                  <wp:posOffset>187325</wp:posOffset>
-                </wp:positionV>
-                <wp:extent cx="546100" cy="495300"/>
-                <wp:effectExtent l="38100" t="0" r="25400" b="57150"/>
-                <wp:wrapNone/>
-                <wp:docPr id="1334353474" name="Straight Arrow Connector 12"/>
-                <wp:cNvGraphicFramePr/>
-                <a:graphic xmlns:a="http://schemas.openxmlformats.org/drawingml/2006/main">
-                  <a:graphicData uri="http://schemas.microsoft.com/office/word/2010/wordprocessingShape">
-                    <wps:wsp>
-                      <wps:cNvCnPr/>
-                      <wps:spPr>
-                        <a:xfrm flipH="1">
-                          <a:off x="0" y="0"/>
-                          <a:ext cx="546100" cy="495300"/>
-                        </a:xfrm>
-                        <a:prstGeom prst="straightConnector1">
-                          <a:avLst/>
-                        </a:prstGeom>
-                        <a:ln>
-                          <a:tailEnd type="triangle"/>
-                        </a:ln>
-                      </wps:spPr>
-                      <wps:style>
-                        <a:lnRef idx="2">
-                          <a:schemeClr val="accent1"/>
-                        </a:lnRef>
-                        <a:fillRef idx="0">
-                          <a:schemeClr val="accent1"/>
-                        </a:fillRef>
-                        <a:effectRef idx="1">
-                          <a:schemeClr val="accent1"/>
-                        </a:effectRef>
-                        <a:fontRef idx="minor">
-                          <a:schemeClr val="tx1"/>
-                        </a:fontRef>
-                      </wps:style>
-                      <wps:bodyPr/>
-                    </wps:wsp>
-                  </a:graphicData>
-                </a:graphic>
-              </wp:anchor>
-            </w:drawing>
-          </mc:Choice>
-          <mc:Fallback>
-            <w:pict>
-              <v:shape w14:anchorId="68C358B3" id="Straight Arrow Connector 12" o:spid="_x0000_s1026" type="#_x0000_t32" style="position:absolute;margin-left:284pt;margin-top:14.75pt;width:43pt;height:39pt;flip:x;z-index:251670528;visibility:visible;mso-wrap-style:square;mso-wrap-distance-left:9pt;mso-wrap-distance-top:0;mso-wrap-distance-right:9pt;mso-wrap-distance-bottom:0;mso-position-horizontal:absolute;mso-position-horizontal-relative:text;mso-position-vertical:absolute;mso-position-vertical-relative:text" o:gfxdata="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" strokecolor="#156082 [3204]" strokeweight="1.5pt">
-                <v:stroke endarrow="block" joinstyle="miter"/>
-              </v:shape>
-            </w:pict>
-          </mc:Fallback>
-        </mc:AlternateContent>
-      </w:r>
-      <w:r>
-        <w:rPr>
-          <w:noProof/>
-          <w:lang w:val="en-US"/>
-        </w:rPr>
-        <mc:AlternateContent>
-          <mc:Choice Requires="wps">
-            <w:drawing>
-              <wp:anchor distT="0" distB="0" distL="114300" distR="114300" simplePos="0" relativeHeight="251669504" behindDoc="0" locked="0" layoutInCell="1" allowOverlap="1" wp14:anchorId="291EF0E5" wp14:editId="663C82FA">
-                <wp:simplePos x="0" y="0"/>
-                <wp:positionH relativeFrom="column">
-                  <wp:posOffset>3638550</wp:posOffset>
-                </wp:positionH>
-                <wp:positionV relativeFrom="paragraph">
-                  <wp:posOffset>117475</wp:posOffset>
-                </wp:positionV>
-                <wp:extent cx="514350" cy="19050"/>
-                <wp:effectExtent l="0" t="57150" r="19050" b="95250"/>
-                <wp:wrapNone/>
-                <wp:docPr id="1639450635" name="Straight Arrow Connector 11"/>
-                <wp:cNvGraphicFramePr/>
-                <a:graphic xmlns:a="http://schemas.openxmlformats.org/drawingml/2006/main">
-                  <a:graphicData uri="http://schemas.microsoft.com/office/word/2010/wordprocessingShape">
-                    <wps:wsp>
-                      <wps:cNvCnPr/>
-                      <wps:spPr>
-                        <a:xfrm>
-                          <a:off x="0" y="0"/>
-                          <a:ext cx="514350" cy="19050"/>
-                        </a:xfrm>
-                        <a:prstGeom prst="straightConnector1">
-                          <a:avLst/>
-                        </a:prstGeom>
-                        <a:ln>
-                          <a:tailEnd type="triangle"/>
-                        </a:ln>
-                      </wps:spPr>
-                      <wps:style>
-                        <a:lnRef idx="2">
-                          <a:schemeClr val="accent1"/>
-                        </a:lnRef>
-                        <a:fillRef idx="0">
-                          <a:schemeClr val="accent1"/>
-                        </a:fillRef>
-                        <a:effectRef idx="1">
-                          <a:schemeClr val="accent1"/>
-                        </a:effectRef>
-                        <a:fontRef idx="minor">
-                          <a:schemeClr val="tx1"/>
-                        </a:fontRef>
-                      </wps:style>
-                      <wps:bodyPr/>
-                    </wps:wsp>
-                  </a:graphicData>
-                </a:graphic>
-              </wp:anchor>
-            </w:drawing>
-          </mc:Choice>
-          <mc:Fallback>
-            <w:pict>
-              <v:shape w14:anchorId="4B0AB94B" id="Straight Arrow Connector 11" o:spid="_x0000_s1026" type="#_x0000_t32" style="position:absolute;margin-left:286.5pt;margin-top:9.25pt;width:40.5pt;height:1.5pt;z-index:251669504;visibility:visible;mso-wrap-style:square;mso-wrap-distance-left:9pt;mso-wrap-distance-top:0;mso-wrap-distance-right:9pt;mso-wrap-distance-bottom:0;mso-position-horizontal:absolute;mso-position-horizontal-relative:text;mso-position-vertical:absolute;mso-position-vertical-relative:text" o:gfxdata="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" strokecolor="#156082 [3204]" strokeweight="1.5pt">
-                <v:stroke endarrow="block" joinstyle="miter"/>
-              </v:shape>
-            </w:pict>
-          </mc:Fallback>
-        </mc:AlternateContent>
-      </w:r>
-      <w:r>
-        <w:rPr>
-          <w:noProof/>
-          <w:lang w:val="en-US"/>
-        </w:rPr>
-        <mc:AlternateContent>
-          <mc:Choice Requires="wps">
-            <w:drawing>
-              <wp:anchor distT="0" distB="0" distL="114300" distR="114300" simplePos="0" relativeHeight="251666432" behindDoc="0" locked="0" layoutInCell="1" allowOverlap="1" wp14:anchorId="0B76C98C" wp14:editId="0408E1C4">
-                <wp:simplePos x="0" y="0"/>
-                <wp:positionH relativeFrom="column">
-                  <wp:posOffset>1568450</wp:posOffset>
-                </wp:positionH>
-                <wp:positionV relativeFrom="paragraph">
-                  <wp:posOffset>117475</wp:posOffset>
-                </wp:positionV>
-                <wp:extent cx="19050" cy="584200"/>
-                <wp:effectExtent l="57150" t="0" r="57150" b="63500"/>
-                <wp:wrapNone/>
-                <wp:docPr id="489418115" name="Straight Arrow Connector 8"/>
-                <wp:cNvGraphicFramePr/>
-                <a:graphic xmlns:a="http://schemas.openxmlformats.org/drawingml/2006/main">
-                  <a:graphicData uri="http://schemas.microsoft.com/office/word/2010/wordprocessingShape">
-                    <wps:wsp>
-                      <wps:cNvCnPr/>
-                      <wps:spPr>
-                        <a:xfrm>
-                          <a:off x="0" y="0"/>
-                          <a:ext cx="19050" cy="584200"/>
-                        </a:xfrm>
-                        <a:prstGeom prst="straightConnector1">
-                          <a:avLst/>
-                        </a:prstGeom>
-                        <a:ln>
-                          <a:tailEnd type="triangle"/>
-                        </a:ln>
-                      </wps:spPr>
-                      <wps:style>
-                        <a:lnRef idx="2">
-                          <a:schemeClr val="accent1"/>
-                        </a:lnRef>
-                        <a:fillRef idx="0">
-                          <a:schemeClr val="accent1"/>
-                        </a:fillRef>
-                        <a:effectRef idx="1">
-                          <a:schemeClr val="accent1"/>
-                        </a:effectRef>
-                        <a:fontRef idx="minor">
-                          <a:schemeClr val="tx1"/>
-                        </a:fontRef>
-                      </wps:style>
-                      <wps:bodyPr/>
-                    </wps:wsp>
-                  </a:graphicData>
-                </a:graphic>
-              </wp:anchor>
-            </w:drawing>
-          </mc:Choice>
-          <mc:Fallback>
-            <w:pict>
-              <v:shape w14:anchorId="62E0B6FC" id="Straight Arrow Connector 8" o:spid="_x0000_s1026" type="#_x0000_t32" style="position:absolute;margin-left:123.5pt;margin-top:9.25pt;width:1.5pt;height:46pt;z-index:251666432;visibility:visible;mso-wrap-style:square;mso-wrap-distance-left:9pt;mso-wrap-distance-top:0;mso-wrap-distance-right:9pt;mso-wrap-distance-bottom:0;mso-position-horizontal:absolute;mso-position-horizontal-relative:text;mso-position-vertical:absolute;mso-position-vertical-relative:text" o:gfxdata="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" strokecolor="#156082 [3204]" strokeweight="1.5pt">
-                <v:stroke endarrow="block" joinstyle="miter"/>
-              </v:shape>
-            </w:pict>
-          </mc:Fallback>
-        </mc:AlternateContent>
-      </w:r>
-      <w:r>
-        <w:rPr>
-          <w:noProof/>
-          <w:lang w:val="en-US"/>
-        </w:rPr>
-        <mc:AlternateContent>
-          <mc:Choice Requires="wps">
-            <w:drawing>
-              <wp:anchor distT="0" distB="0" distL="114300" distR="114300" simplePos="0" relativeHeight="251663360" behindDoc="0" locked="0" layoutInCell="1" allowOverlap="1" wp14:anchorId="72FC1EAB" wp14:editId="0181AF88">
-                <wp:simplePos x="0" y="0"/>
-                <wp:positionH relativeFrom="column">
-                  <wp:posOffset>171450</wp:posOffset>
-                </wp:positionH>
-                <wp:positionV relativeFrom="paragraph">
-                  <wp:posOffset>123825</wp:posOffset>
-                </wp:positionV>
-                <wp:extent cx="0" cy="546100"/>
-                <wp:effectExtent l="76200" t="0" r="57150" b="63500"/>
-                <wp:wrapNone/>
-                <wp:docPr id="1719224875" name="Straight Arrow Connector 5"/>
-                <wp:cNvGraphicFramePr/>
-                <a:graphic xmlns:a="http://schemas.openxmlformats.org/drawingml/2006/main">
-                  <a:graphicData uri="http://schemas.microsoft.com/office/word/2010/wordprocessingShape">
-                    <wps:wsp>
-                      <wps:cNvCnPr/>
-                      <wps:spPr>
-                        <a:xfrm>
-                          <a:off x="0" y="0"/>
-                          <a:ext cx="0" cy="546100"/>
-                        </a:xfrm>
-                        <a:prstGeom prst="straightConnector1">
-                          <a:avLst/>
-                        </a:prstGeom>
-                        <a:ln>
-                          <a:tailEnd type="triangle"/>
-                        </a:ln>
-                      </wps:spPr>
-                      <wps:style>
-                        <a:lnRef idx="2">
-                          <a:schemeClr val="accent1"/>
-                        </a:lnRef>
-                        <a:fillRef idx="0">
-                          <a:schemeClr val="accent1"/>
-                        </a:fillRef>
-                        <a:effectRef idx="1">
-                          <a:schemeClr val="accent1"/>
-                        </a:effectRef>
-                        <a:fontRef idx="minor">
-                          <a:schemeClr val="tx1"/>
-                        </a:fontRef>
-                      </wps:style>
-                      <wps:bodyPr/>
-                    </wps:wsp>
-                  </a:graphicData>
-                </a:graphic>
-              </wp:anchor>
-            </w:drawing>
-          </mc:Choice>
-          <mc:Fallback>
-            <w:pict>
-              <v:shape w14:anchorId="3A5BC3D8" id="Straight Arrow Connector 5" o:spid="_x0000_s1026" type="#_x0000_t32" style="position:absolute;margin-left:13.5pt;margin-top:9.75pt;width:0;height:43pt;z-index:251663360;visibility:visible;mso-wrap-style:square;mso-wrap-distance-left:9pt;mso-wrap-distance-top:0;mso-wrap-distance-right:9pt;mso-wrap-distance-bottom:0;mso-position-horizontal:absolute;mso-position-horizontal-relative:text;mso-position-vertical:absolute;mso-position-vertical-relative:text" o:gfxdata="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" strokecolor="#156082 [3204]" strokeweight="1.5pt">
-                <v:stroke endarrow="block" joinstyle="miter"/>
-              </v:shape>
-            </w:pict>
-          </mc:Fallback>
-        </mc:AlternateContent>
-      </w:r>
-      <w:r>
-        <w:rPr>
-          <w:lang w:val="en-US"/>
-        </w:rPr>
-        <w:t>Child4</w:t>
-      </w:r>
-      <w:r>
-        <w:rPr>
-          <w:lang w:val="en-US"/>
-        </w:rPr>
-        <w:tab/>
-      </w:r>
-      <w:r>
-        <w:rPr>
-          <w:lang w:val="en-US"/>
-        </w:rPr>
-        <w:tab/>
-      </w:r>
-      <w:r>
-        <w:rPr>
-          <w:lang w:val="en-US"/>
-        </w:rPr>
-        <w:tab/>
-        <w:t>Child5</w:t>
-      </w:r>
-      <w:r>
-        <w:rPr>
-          <w:lang w:val="en-US"/>
-        </w:rPr>
-        <w:tab/>
-      </w:r>
-      <w:r>
-        <w:rPr>
-          <w:lang w:val="en-US"/>
-        </w:rPr>
-        <w:tab/>
-      </w:r>
-      <w:r>
-        <w:rPr>
-          <w:lang w:val="en-US"/>
-        </w:rPr>
-        <w:tab/>
-      </w:r>
-      <w:r>
-        <w:rPr>
-          <w:lang w:val="en-US"/>
-        </w:rPr>
-        <w:tab/>
-        <w:t>Child6</w:t>
-      </w:r>
-      <w:r>
-        <w:rPr>
-          <w:lang w:val="en-US"/>
-        </w:rPr>
-        <w:tab/>
-      </w:r>
-      <w:r>
-        <w:rPr>
-          <w:lang w:val="en-US"/>
-        </w:rPr>
-        <w:tab/>
-        <w:t>Child7</w:t>
-      </w:r>
-    </w:p>
-    <w:p>
-      <w:pPr>
-        <w:rPr>
-          <w:lang w:val="en-US"/>
-        </w:rPr>
-      </w:pPr>
-    </w:p>
-    <w:p>
-      <w:pPr>
-        <w:rPr>
-          <w:lang w:val="en-US"/>
-        </w:rPr>
-      </w:pPr>
-      <w:r>
-        <w:rPr>
-          <w:noProof/>
-          <w:lang w:val="en-US"/>
-        </w:rPr>
-        <mc:AlternateContent>
-          <mc:Choice Requires="wps">
-            <w:drawing>
-              <wp:anchor distT="0" distB="0" distL="114300" distR="114300" simplePos="0" relativeHeight="251671552" behindDoc="0" locked="0" layoutInCell="1" allowOverlap="1" wp14:anchorId="23D76E20" wp14:editId="16B8A0E6">
-                <wp:simplePos x="0" y="0"/>
-                <wp:positionH relativeFrom="column">
-                  <wp:posOffset>422844</wp:posOffset>
-                </wp:positionH>
-                <wp:positionV relativeFrom="paragraph">
-                  <wp:posOffset>195705</wp:posOffset>
-                </wp:positionV>
-                <wp:extent cx="1029298" cy="549697"/>
-                <wp:effectExtent l="38100" t="0" r="19050" b="60325"/>
-                <wp:wrapNone/>
-                <wp:docPr id="1397148901" name="Straight Arrow Connector 14"/>
-                <wp:cNvGraphicFramePr/>
-                <a:graphic xmlns:a="http://schemas.openxmlformats.org/drawingml/2006/main">
-                  <a:graphicData uri="http://schemas.microsoft.com/office/word/2010/wordprocessingShape">
-                    <wps:wsp>
-                      <wps:cNvCnPr/>
-                      <wps:spPr>
-                        <a:xfrm flipH="1">
-                          <a:off x="0" y="0"/>
-                          <a:ext cx="1029298" cy="549697"/>
-                        </a:xfrm>
-                        <a:prstGeom prst="straightConnector1">
-                          <a:avLst/>
-                        </a:prstGeom>
-                        <a:ln>
-                          <a:tailEnd type="triangle"/>
-                        </a:ln>
-                      </wps:spPr>
-                      <wps:style>
-                        <a:lnRef idx="2">
-                          <a:schemeClr val="accent1"/>
-                        </a:lnRef>
-                        <a:fillRef idx="0">
-                          <a:schemeClr val="accent1"/>
-                        </a:fillRef>
-                        <a:effectRef idx="1">
-                          <a:schemeClr val="accent1"/>
-                        </a:effectRef>
-                        <a:fontRef idx="minor">
-                          <a:schemeClr val="tx1"/>
-                        </a:fontRef>
-                      </wps:style>
-                      <wps:bodyPr/>
-                    </wps:wsp>
-                  </a:graphicData>
-                </a:graphic>
-                <wp14:sizeRelH relativeFrom="margin">
-                  <wp14:pctWidth>0</wp14:pctWidth>
-                </wp14:sizeRelH>
-                <wp14:sizeRelV relativeFrom="margin">
-                  <wp14:pctHeight>0</wp14:pctHeight>
-                </wp14:sizeRelV>
-              </wp:anchor>
-            </w:drawing>
-          </mc:Choice>
-          <mc:Fallback>
-            <w:pict>
-              <v:shape w14:anchorId="0990B60B" id="Straight Arrow Connector 14" o:spid="_x0000_s1026" type="#_x0000_t32" style="position:absolute;margin-left:33.3pt;margin-top:15.4pt;width:81.05pt;height:43.3pt;flip:x;z-index:251671552;visibility:visible;mso-wrap-style:square;mso-width-percent:0;mso-height-percent:0;mso-wrap-distance-left:9pt;mso-wrap-distance-top:0;mso-wrap-distance-right:9pt;mso-wrap-distance-bottom:0;mso-position-horizontal:absolute;mso-position-horizontal-relative:text;mso-position-vertical:absolute;mso-position-vertical-relative:text;mso-width-percent:0;mso-height-percent:0;mso-width-relative:margin;mso-height-relative:margin" o:gfxdata="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" strokecolor="#156082 [3204]" strokeweight="1.5pt">
-                <v:stroke endarrow="block" joinstyle="miter"/>
-              </v:shape>
-            </w:pict>
-          </mc:Fallback>
-        </mc:AlternateContent>
-      </w:r>
-      <w:r>
-        <w:rPr>
-          <w:noProof/>
-          <w:lang w:val="en-US"/>
-        </w:rPr>
-        <mc:AlternateContent>
-          <mc:Choice Requires="wps">
-            <w:drawing>
-              <wp:anchor distT="0" distB="0" distL="114300" distR="114300" simplePos="0" relativeHeight="251667456" behindDoc="0" locked="0" layoutInCell="1" allowOverlap="1" wp14:anchorId="102805BC" wp14:editId="3531BA1A">
-                <wp:simplePos x="0" y="0"/>
-                <wp:positionH relativeFrom="column">
-                  <wp:posOffset>1574800</wp:posOffset>
-                </wp:positionH>
-                <wp:positionV relativeFrom="paragraph">
-                  <wp:posOffset>143510</wp:posOffset>
-                </wp:positionV>
-                <wp:extent cx="1339850" cy="584200"/>
-                <wp:effectExtent l="0" t="0" r="88900" b="63500"/>
-                <wp:wrapNone/>
-                <wp:docPr id="543223575" name="Straight Arrow Connector 9"/>
-                <wp:cNvGraphicFramePr/>
-                <a:graphic xmlns:a="http://schemas.openxmlformats.org/drawingml/2006/main">
-                  <a:graphicData uri="http://schemas.microsoft.com/office/word/2010/wordprocessingShape">
-                    <wps:wsp>
-                      <wps:cNvCnPr/>
-                      <wps:spPr>
-                        <a:xfrm>
-                          <a:off x="0" y="0"/>
-                          <a:ext cx="1339850" cy="584200"/>
-                        </a:xfrm>
-                        <a:prstGeom prst="straightConnector1">
-                          <a:avLst/>
-                        </a:prstGeom>
-                        <a:ln>
-                          <a:tailEnd type="triangle"/>
-                        </a:ln>
-                      </wps:spPr>
-                      <wps:style>
-                        <a:lnRef idx="2">
-                          <a:schemeClr val="accent1"/>
-                        </a:lnRef>
-                        <a:fillRef idx="0">
-                          <a:schemeClr val="accent1"/>
-                        </a:fillRef>
-                        <a:effectRef idx="1">
-                          <a:schemeClr val="accent1"/>
-                        </a:effectRef>
-                        <a:fontRef idx="minor">
-                          <a:schemeClr val="tx1"/>
-                        </a:fontRef>
-                      </wps:style>
-                      <wps:bodyPr/>
-                    </wps:wsp>
-                  </a:graphicData>
-                </a:graphic>
-              </wp:anchor>
-            </w:drawing>
-          </mc:Choice>
-          <mc:Fallback>
-            <w:pict>
-              <v:shape w14:anchorId="0A82029A" id="Straight Arrow Connector 9" o:spid="_x0000_s1026" type="#_x0000_t32" style="position:absolute;margin-left:124pt;margin-top:11.3pt;width:105.5pt;height:46pt;z-index:251667456;visibility:visible;mso-wrap-style:square;mso-wrap-distance-left:9pt;mso-wrap-distance-top:0;mso-wrap-distance-right:9pt;mso-wrap-distance-bottom:0;mso-position-horizontal:absolute;mso-position-horizontal-relative:text;mso-position-vertical:absolute;mso-position-vertical-relative:text" o:gfxdata="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" strokecolor="#156082 [3204]" strokeweight="1.5pt">
-                <v:stroke endarrow="block" joinstyle="miter"/>
-              </v:shape>
-            </w:pict>
-          </mc:Fallback>
-        </mc:AlternateContent>
-      </w:r>
-      <w:r>
-        <w:rPr>
-          <w:lang w:val="en-US"/>
-        </w:rPr>
-        <w:t>Child8</w:t>
-      </w:r>
-      <w:r>
-        <w:rPr>
-          <w:lang w:val="en-US"/>
-        </w:rPr>
-        <w:tab/>
-      </w:r>
-      <w:r>
-        <w:rPr>
-          <w:lang w:val="en-US"/>
-        </w:rPr>
-        <w:tab/>
-      </w:r>
-      <w:r>
-        <w:rPr>
-          <w:lang w:val="en-US"/>
-        </w:rPr>
-        <w:tab/>
-        <w:t>Child9</w:t>
-      </w:r>
-      <w:r>
-        <w:rPr>
-          <w:lang w:val="en-US"/>
-        </w:rPr>
-        <w:tab/>
-      </w:r>
-      <w:r>
-        <w:rPr>
-          <w:lang w:val="en-US"/>
-        </w:rPr>
-        <w:tab/>
-      </w:r>
-      <w:r>
-        <w:rPr>
-          <w:lang w:val="en-US"/>
-        </w:rPr>
-        <w:tab/>
-      </w:r>
-      <w:r>
-        <w:rPr>
-          <w:lang w:val="en-US"/>
-        </w:rPr>
-        <w:tab/>
-        <w:t>Child10</w:t>
-      </w:r>
-    </w:p>
-    <w:p>
-      <w:pPr>
-        <w:rPr>
-          <w:lang w:val="en-US"/>
-        </w:rPr>
-      </w:pPr>
-    </w:p>
-    <w:p>
-      <w:pPr>
-        <w:rPr>
-          <w:lang w:val="en-US"/>
-        </w:rPr>
-      </w:pPr>
-      <w:r>
-        <w:rPr>
-          <w:highlight w:val="yellow"/>
-          <w:lang w:val="en-US"/>
-        </w:rPr>
-        <w:t>Child11</w:t>
-      </w:r>
-      <w:r>
-        <w:rPr>
-          <w:lang w:val="en-US"/>
-        </w:rPr>
-        <w:tab/>
-      </w:r>
-      <w:r>
-        <w:rPr>
-          <w:lang w:val="en-US"/>
-        </w:rPr>
-        <w:tab/>
-      </w:r>
-      <w:r>
-        <w:rPr>
-          <w:lang w:val="en-US"/>
-        </w:rPr>
-        <w:tab/>
-      </w:r>
-      <w:r>
-        <w:rPr>
-          <w:lang w:val="en-US"/>
-        </w:rPr>
-        <w:tab/>
-      </w:r>
-      <w:r>
-        <w:rPr>
-          <w:lang w:val="en-US"/>
-        </w:rPr>
-        <w:tab/>
-        <w:t xml:space="preserve">Child12 </w:t>
-      </w:r>
-    </w:p>
-    <w:p>
-      <w:pPr>
-        <w:rPr>
-          <w:lang w:val="en-US"/>
-        </w:rPr>
-      </w:pPr>
-    </w:p>
-    <w:p>
-      <w:pPr>
-        <w:rPr>
-          <w:lang w:val="en-US"/>
-        </w:rPr>
-      </w:pPr>
-      <w:r>
-        <w:rPr>
-          <w:lang w:val="en-US"/>
-        </w:rPr>
-        <w:t xml:space="preserve">Props </w:t>
-      </w:r>
       <w:proofErr w:type="gramStart"/>
       <w:r>
         <w:rPr>
           <w:lang w:val="en-US"/>
         </w:rPr>
-        <w:t>drilling :</w:t>
+        <w:t>upon action</w:t>
       </w:r>
       <w:proofErr w:type="gramEnd"/>
       <w:r>
         <w:rPr>
           <w:lang w:val="en-US"/>
         </w:rPr>
-        <w:t xml:space="preserve"> means </w:t>
-      </w:r>
+        <w:t xml:space="preserve"> it will do the changes on state variables</w:t>
+      </w:r>
+      <w:r>
+        <w:rPr>
+          <w:lang w:val="en-US"/>
+        </w:rPr>
+        <w:t xml:space="preserve"> part of store. </w:t>
+      </w:r>
+    </w:p>
+    <w:p>
+      <w:pPr>
+        <w:pStyle w:val="ListParagraph"/>
+        <w:numPr>
+          <w:ilvl w:val="0"/>
+          <w:numId w:val="12"/>
+        </w:numPr>
+        <w:rPr>
+          <w:highlight w:val="yellow"/>
+          <w:lang w:val="en-US"/>
+        </w:rPr>
+      </w:pPr>
       <w:proofErr w:type="gramStart"/>
       <w:r>
         <w:rPr>
-          <w:lang w:val="en-US"/>
-        </w:rPr>
-        <w:t>pass</w:t>
+          <w:highlight w:val="yellow"/>
+          <w:lang w:val="en-US"/>
+        </w:rPr>
+        <w:t>Store :</w:t>
       </w:r>
       <w:proofErr w:type="gramEnd"/>
       <w:r>
         <w:rPr>
-          <w:lang w:val="en-US"/>
-        </w:rPr>
-        <w:t xml:space="preserve"> the value to every child component manually or explicitly. </w:t>
-      </w:r>
-    </w:p>
-    <w:p>
-      <w:pPr>
-        <w:rPr>
-          <w:lang w:val="en-US"/>
-        </w:rPr>
-      </w:pPr>
-      <w:r>
-        <w:rPr>
-          <w:lang w:val="en-US"/>
-        </w:rPr>
-        <w:t xml:space="preserve">Props </w:t>
+          <w:highlight w:val="yellow"/>
+          <w:lang w:val="en-US"/>
+        </w:rPr>
+        <w:t xml:space="preserve"> </w:t>
+      </w:r>
+      <w:r>
+        <w:rPr>
+          <w:lang w:val="en-US"/>
+        </w:rPr>
+        <w:t>s</w:t>
+      </w:r>
+      <w:r>
+        <w:rPr>
+          <w:lang w:val="en-US"/>
+        </w:rPr>
+        <w:t xml:space="preserve">tore is </w:t>
       </w:r>
       <w:proofErr w:type="gramStart"/>
       <w:r>
         <w:rPr>
           <w:lang w:val="en-US"/>
         </w:rPr>
-        <w:t>lifting :</w:t>
+        <w:t>use</w:t>
       </w:r>
       <w:proofErr w:type="gramEnd"/>
       <w:r>
         <w:rPr>
           <w:lang w:val="en-US"/>
         </w:rPr>
-        <w:t xml:space="preserve"> if any children want to pass the value to </w:t>
+        <w:t xml:space="preserve"> to make local state variable as global state variable. </w:t>
       </w:r>
       <w:proofErr w:type="gramStart"/>
       <w:r>
         <w:rPr>
           <w:lang w:val="en-US"/>
         </w:rPr>
-        <w:t>parent</w:t>
+        <w:t>if</w:t>
       </w:r>
       <w:proofErr w:type="gramEnd"/>
       <w:r>
         <w:rPr>
           <w:lang w:val="en-US"/>
         </w:rPr>
-        <w:t xml:space="preserve"> or lop level nth </w:t>
+        <w:t xml:space="preserve"> variable is a part of component it is </w:t>
       </w:r>
       <w:proofErr w:type="gramStart"/>
       <w:r>
         <w:rPr>
           <w:lang w:val="en-US"/>
         </w:rPr>
-        <w:t>parent</w:t>
+        <w:t>consider</w:t>
       </w:r>
       <w:proofErr w:type="gramEnd"/>
       <w:r>
         <w:rPr>
           <w:lang w:val="en-US"/>
         </w:rPr>
-        <w:t xml:space="preserve"> we need to pass the value using props with callback. </w:t>
-      </w:r>
-    </w:p>
-    <w:p>
-      <w:pPr>
-        <w:rPr>
-          <w:lang w:val="en-US"/>
-        </w:rPr>
-      </w:pPr>
-      <w:r>
-        <w:rPr>
-          <w:highlight w:val="yellow"/>
-          <w:lang w:val="en-US"/>
-        </w:rPr>
-        <w:t xml:space="preserve">Context </w:t>
+        <w:t xml:space="preserve"> as local state variable. if variable is a part of store is </w:t>
       </w:r>
       <w:proofErr w:type="gramStart"/>
       <w:r>
         <w:rPr>
-          <w:highlight w:val="yellow"/>
-          <w:lang w:val="en-US"/>
-        </w:rPr>
-        <w:t>API</w:t>
-      </w:r>
-      <w:r>
-        <w:rPr>
-          <w:lang w:val="en-US"/>
-        </w:rPr>
-        <w:t xml:space="preserve"> :</w:t>
+          <w:lang w:val="en-US"/>
+        </w:rPr>
+        <w:t>consider</w:t>
       </w:r>
       <w:proofErr w:type="gramEnd"/>
       <w:r>
         <w:rPr>
           <w:lang w:val="en-US"/>
         </w:rPr>
-        <w:t xml:space="preserve"> </w:t>
-      </w:r>
-      <w:proofErr w:type="gramStart"/>
-      <w:r>
-        <w:rPr>
-          <w:lang w:val="en-US"/>
-        </w:rPr>
-        <w:t>using</w:t>
-      </w:r>
-      <w:proofErr w:type="gramEnd"/>
-      <w:r>
-        <w:rPr>
-          <w:lang w:val="en-US"/>
-        </w:rPr>
-        <w:t xml:space="preserve"> context API we can share the data between one component to another component doesn’t matter their nth level relationship</w:t>
-      </w:r>
-      <w:r>
-        <w:rPr>
-          <w:lang w:val="en-US"/>
-        </w:rPr>
-        <w:t xml:space="preserve">. But those all </w:t>
-      </w:r>
-      <w:proofErr w:type="gramStart"/>
-      <w:r>
-        <w:rPr>
-          <w:lang w:val="en-US"/>
-        </w:rPr>
-        <w:t>component</w:t>
-      </w:r>
-      <w:proofErr w:type="gramEnd"/>
-      <w:r>
-        <w:rPr>
-          <w:lang w:val="en-US"/>
-        </w:rPr>
-        <w:t xml:space="preserve"> must be under one tree structure. Context </w:t>
+        <w:t xml:space="preserve"> as global state variables. </w:t>
+      </w:r>
+    </w:p>
+    <w:p>
+      <w:pPr>
+        <w:pStyle w:val="ListParagraph"/>
+        <w:rPr>
+          <w:lang w:val="en-US"/>
+        </w:rPr>
+      </w:pPr>
+      <w:r>
+        <w:rPr>
+          <w:lang w:val="en-US"/>
+        </w:rPr>
+        <w:t xml:space="preserve">In React </w:t>
       </w:r>
       <w:proofErr w:type="spellStart"/>
       <w:proofErr w:type="gramStart"/>
       <w:r>
         <w:rPr>
-          <w:lang w:val="en-US"/>
-        </w:rPr>
-        <w:t>api</w:t>
+          <w:highlight w:val="yellow"/>
+          <w:lang w:val="en-US"/>
+        </w:rPr>
+        <w:t>createStore</w:t>
+      </w:r>
+      <w:proofErr w:type="spellEnd"/>
+      <w:r>
+        <w:rPr>
+          <w:highlight w:val="yellow"/>
+          <w:lang w:val="en-US"/>
+        </w:rPr>
+        <w:t>(</w:t>
+      </w:r>
+      <w:proofErr w:type="gramEnd"/>
+      <w:r>
+        <w:rPr>
+          <w:highlight w:val="yellow"/>
+          <w:lang w:val="en-US"/>
+        </w:rPr>
+        <w:t>)</w:t>
+      </w:r>
+      <w:r>
+        <w:rPr>
+          <w:lang w:val="en-US"/>
+        </w:rPr>
+        <w:t xml:space="preserve"> help to create the store </w:t>
+      </w:r>
+    </w:p>
+    <w:p>
+      <w:pPr>
+        <w:pStyle w:val="ListParagraph"/>
+        <w:rPr>
+          <w:highlight w:val="yellow"/>
+          <w:lang w:val="en-US"/>
+        </w:rPr>
+      </w:pPr>
+      <w:r>
+        <w:rPr>
+          <w:lang w:val="en-US"/>
+        </w:rPr>
+        <w:t xml:space="preserve">In new version react it replace by </w:t>
+      </w:r>
+      <w:proofErr w:type="spellStart"/>
+      <w:proofErr w:type="gramStart"/>
+      <w:r>
+        <w:rPr>
+          <w:highlight w:val="yellow"/>
+          <w:lang w:val="en-US"/>
+        </w:rPr>
+        <w:t>configureStore</w:t>
+      </w:r>
+      <w:proofErr w:type="spellEnd"/>
+      <w:r>
+        <w:rPr>
+          <w:highlight w:val="yellow"/>
+          <w:lang w:val="en-US"/>
+        </w:rPr>
+        <w:t>(</w:t>
+      </w:r>
+      <w:proofErr w:type="gramEnd"/>
+      <w:r>
+        <w:rPr>
+          <w:highlight w:val="yellow"/>
+          <w:lang w:val="en-US"/>
+        </w:rPr>
+        <w:t>)</w:t>
+      </w:r>
+    </w:p>
+    <w:p>
+      <w:pPr>
+        <w:pStyle w:val="ListParagraph"/>
+        <w:numPr>
+          <w:ilvl w:val="0"/>
+          <w:numId w:val="12"/>
+        </w:numPr>
+        <w:rPr>
+          <w:highlight w:val="yellow"/>
+          <w:lang w:val="en-US"/>
+        </w:rPr>
+      </w:pPr>
+      <w:r>
+        <w:rPr>
+          <w:highlight w:val="yellow"/>
+          <w:lang w:val="en-US"/>
+        </w:rPr>
+        <w:t xml:space="preserve">Action: </w:t>
+      </w:r>
+      <w:r>
+        <w:rPr>
+          <w:lang w:val="en-US"/>
+        </w:rPr>
+        <w:t xml:space="preserve">Action is a plan JS object which </w:t>
+      </w:r>
+      <w:proofErr w:type="gramStart"/>
+      <w:r>
+        <w:rPr>
+          <w:lang w:val="en-US"/>
+        </w:rPr>
+        <w:t>help</w:t>
+      </w:r>
+      <w:proofErr w:type="gramEnd"/>
+      <w:r>
+        <w:rPr>
+          <w:lang w:val="en-US"/>
+        </w:rPr>
+        <w:t xml:space="preserve"> to do the action inside a reducer and do changes on state variable base upon actions. </w:t>
+      </w:r>
+    </w:p>
+    <w:p>
+      <w:pPr>
+        <w:pStyle w:val="ListParagraph"/>
+        <w:numPr>
+          <w:ilvl w:val="0"/>
+          <w:numId w:val="12"/>
+        </w:numPr>
+        <w:rPr>
+          <w:highlight w:val="yellow"/>
+          <w:lang w:val="en-US"/>
+        </w:rPr>
+      </w:pPr>
+      <w:proofErr w:type="gramStart"/>
+      <w:r>
+        <w:rPr>
+          <w:highlight w:val="yellow"/>
+          <w:lang w:val="en-US"/>
+        </w:rPr>
+        <w:t>Dispatch</w:t>
+      </w:r>
+      <w:r>
+        <w:rPr>
+          <w:lang w:val="en-US"/>
+        </w:rPr>
+        <w:t xml:space="preserve"> :</w:t>
+      </w:r>
+      <w:proofErr w:type="gramEnd"/>
+      <w:r>
+        <w:rPr>
+          <w:lang w:val="en-US"/>
+        </w:rPr>
+        <w:t xml:space="preserve"> Dispatch is </w:t>
+      </w:r>
+      <w:proofErr w:type="gramStart"/>
+      <w:r>
+        <w:rPr>
+          <w:lang w:val="en-US"/>
+        </w:rPr>
+        <w:t>use</w:t>
+      </w:r>
+      <w:proofErr w:type="gramEnd"/>
+      <w:r>
+        <w:rPr>
+          <w:lang w:val="en-US"/>
+        </w:rPr>
+        <w:t xml:space="preserve"> to dispatch the </w:t>
+      </w:r>
+      <w:r>
+        <w:rPr>
+          <w:highlight w:val="yellow"/>
+          <w:lang w:val="en-US"/>
+        </w:rPr>
+        <w:t>action</w:t>
+      </w:r>
+      <w:r>
+        <w:rPr>
+          <w:lang w:val="en-US"/>
+        </w:rPr>
+        <w:t xml:space="preserve"> to reducer. </w:t>
+      </w:r>
+    </w:p>
+    <w:p>
+      <w:pPr>
+        <w:pStyle w:val="ListParagraph"/>
+        <w:numPr>
+          <w:ilvl w:val="0"/>
+          <w:numId w:val="12"/>
+        </w:numPr>
+        <w:rPr>
+          <w:highlight w:val="yellow"/>
+          <w:lang w:val="en-US"/>
+        </w:rPr>
+      </w:pPr>
+      <w:r>
+        <w:rPr>
+          <w:highlight w:val="yellow"/>
+          <w:lang w:val="en-US"/>
+        </w:rPr>
+        <w:t xml:space="preserve">Global </w:t>
+      </w:r>
+      <w:proofErr w:type="gramStart"/>
+      <w:r>
+        <w:rPr>
+          <w:highlight w:val="yellow"/>
+          <w:lang w:val="en-US"/>
+        </w:rPr>
+        <w:t xml:space="preserve">state </w:t>
+      </w:r>
+      <w:r>
+        <w:rPr>
+          <w:highlight w:val="yellow"/>
+          <w:lang w:val="en-US"/>
+        </w:rPr>
+        <w:t>:</w:t>
+      </w:r>
+      <w:proofErr w:type="gramEnd"/>
+      <w:r>
+        <w:rPr>
+          <w:highlight w:val="yellow"/>
+          <w:lang w:val="en-US"/>
+        </w:rPr>
+        <w:t xml:space="preserve"> </w:t>
+      </w:r>
+      <w:r>
+        <w:rPr>
+          <w:lang w:val="en-US"/>
+        </w:rPr>
+        <w:t>variable part of store</w:t>
+      </w:r>
+    </w:p>
+    <w:p>
+      <w:pPr>
+        <w:pStyle w:val="ListParagraph"/>
+        <w:rPr>
+          <w:lang w:val="en-US"/>
+        </w:rPr>
+      </w:pPr>
+    </w:p>
+    <w:p>
+      <w:pPr>
+        <w:pStyle w:val="ListParagraph"/>
+        <w:rPr>
+          <w:lang w:val="en-US"/>
+        </w:rPr>
+      </w:pPr>
+      <w:r>
+        <w:rPr>
+          <w:lang w:val="en-US"/>
+        </w:rPr>
+        <w:t>Redux provided few hooks.</w:t>
+      </w:r>
+    </w:p>
+    <w:p>
+      <w:pPr>
+        <w:pStyle w:val="ListParagraph"/>
+        <w:numPr>
+          <w:ilvl w:val="0"/>
+          <w:numId w:val="13"/>
+        </w:numPr>
+        <w:rPr>
+          <w:highlight w:val="yellow"/>
+          <w:lang w:val="en-US"/>
+        </w:rPr>
+      </w:pPr>
+      <w:proofErr w:type="spellStart"/>
+      <w:proofErr w:type="gramStart"/>
+      <w:r>
+        <w:rPr>
+          <w:highlight w:val="yellow"/>
+          <w:lang w:val="en-US"/>
+        </w:rPr>
+        <w:t>useSelector</w:t>
+      </w:r>
+      <w:proofErr w:type="spellEnd"/>
+      <w:r>
+        <w:rPr>
+          <w:highlight w:val="yellow"/>
+          <w:lang w:val="en-US"/>
+        </w:rPr>
+        <w:t>(</w:t>
+      </w:r>
+      <w:proofErr w:type="gramEnd"/>
+      <w:r>
+        <w:rPr>
+          <w:highlight w:val="yellow"/>
+          <w:lang w:val="en-US"/>
+        </w:rPr>
+        <w:t>):</w:t>
+      </w:r>
+      <w:r>
+        <w:rPr>
+          <w:lang w:val="en-US"/>
+        </w:rPr>
+        <w:t xml:space="preserve"> it </w:t>
+      </w:r>
+      <w:proofErr w:type="gramStart"/>
+      <w:r>
+        <w:rPr>
+          <w:lang w:val="en-US"/>
+        </w:rPr>
+        <w:t>use</w:t>
+      </w:r>
+      <w:proofErr w:type="gramEnd"/>
+      <w:r>
+        <w:rPr>
+          <w:lang w:val="en-US"/>
+        </w:rPr>
+        <w:t xml:space="preserve"> to access global state variable inside </w:t>
+      </w:r>
+      <w:proofErr w:type="gramStart"/>
+      <w:r>
+        <w:rPr>
+          <w:lang w:val="en-US"/>
+        </w:rPr>
+        <w:t>a any</w:t>
+      </w:r>
+      <w:proofErr w:type="gramEnd"/>
+      <w:r>
+        <w:rPr>
+          <w:lang w:val="en-US"/>
+        </w:rPr>
+        <w:t xml:space="preserve"> component without keeping the track about the relationship.  </w:t>
+      </w:r>
+    </w:p>
+    <w:p>
+      <w:pPr>
+        <w:pStyle w:val="ListParagraph"/>
+        <w:numPr>
+          <w:ilvl w:val="0"/>
+          <w:numId w:val="13"/>
+        </w:numPr>
+        <w:rPr>
+          <w:highlight w:val="yellow"/>
+          <w:lang w:val="en-US"/>
+        </w:rPr>
+      </w:pPr>
+      <w:proofErr w:type="spellStart"/>
+      <w:proofErr w:type="gramStart"/>
+      <w:r>
+        <w:rPr>
+          <w:lang w:val="en-US"/>
+        </w:rPr>
+        <w:t>useDispatch</w:t>
+      </w:r>
+      <w:proofErr w:type="spellEnd"/>
+      <w:r>
+        <w:rPr>
+          <w:lang w:val="en-US"/>
+        </w:rPr>
+        <w:t>(</w:t>
+      </w:r>
+      <w:proofErr w:type="gramEnd"/>
+      <w:r>
+        <w:rPr>
+          <w:lang w:val="en-US"/>
+        </w:rPr>
+        <w:t xml:space="preserve">): it </w:t>
+      </w:r>
+      <w:proofErr w:type="gramStart"/>
+      <w:r>
+        <w:rPr>
+          <w:lang w:val="en-US"/>
+        </w:rPr>
+        <w:t>use</w:t>
+      </w:r>
+      <w:proofErr w:type="gramEnd"/>
+      <w:r>
+        <w:rPr>
+          <w:lang w:val="en-US"/>
+        </w:rPr>
+        <w:t xml:space="preserve"> to dispatch the action to reducer. </w:t>
+      </w:r>
+    </w:p>
+    <w:p>
+      <w:pPr>
+        <w:rPr>
+          <w:lang w:val="en-US"/>
+        </w:rPr>
+      </w:pPr>
+      <w:r>
+        <w:rPr>
+          <w:lang w:val="en-US"/>
+        </w:rPr>
+        <w:t xml:space="preserve">To enable redux </w:t>
+      </w:r>
+      <w:proofErr w:type="gramStart"/>
+      <w:r>
+        <w:rPr>
+          <w:lang w:val="en-US"/>
+        </w:rPr>
+        <w:t>features</w:t>
+      </w:r>
+      <w:proofErr w:type="gramEnd"/>
+      <w:r>
+        <w:rPr>
+          <w:lang w:val="en-US"/>
+        </w:rPr>
+        <w:t xml:space="preserve"> we need to wrap root component with help </w:t>
+      </w:r>
+      <w:proofErr w:type="gramStart"/>
+      <w:r>
+        <w:rPr>
+          <w:lang w:val="en-US"/>
+        </w:rPr>
+        <w:t>of</w:t>
+      </w:r>
+      <w:proofErr w:type="gramEnd"/>
+      <w:r>
+        <w:rPr>
+          <w:lang w:val="en-US"/>
+        </w:rPr>
+        <w:t xml:space="preserve"> </w:t>
+      </w:r>
+      <w:r>
+        <w:rPr>
+          <w:highlight w:val="yellow"/>
+          <w:lang w:val="en-US"/>
+        </w:rPr>
+        <w:t>Provider</w:t>
+      </w:r>
+      <w:r>
+        <w:rPr>
+          <w:lang w:val="en-US"/>
+        </w:rPr>
+        <w:t xml:space="preserve"> </w:t>
+      </w:r>
+      <w:proofErr w:type="spellStart"/>
+      <w:proofErr w:type="gramStart"/>
+      <w:r>
+        <w:rPr>
+          <w:lang w:val="en-US"/>
+        </w:rPr>
+        <w:t>pre defined</w:t>
       </w:r>
       <w:proofErr w:type="spellEnd"/>
       <w:proofErr w:type="gramEnd"/>
@@ -1457,138 +742,484 @@
         <w:rPr>
           <w:lang w:val="en-US"/>
         </w:rPr>
+        <w:t xml:space="preserve"> component provided by react-redux. </w:t>
+      </w:r>
+    </w:p>
+    <w:p>
+      <w:pPr>
+        <w:rPr>
+          <w:lang w:val="en-US"/>
+        </w:rPr>
+      </w:pPr>
+      <w:r>
+        <w:rPr>
+          <w:lang w:val="en-US"/>
+        </w:rPr>
+        <w:t xml:space="preserve">In </w:t>
+      </w:r>
+      <w:proofErr w:type="spellStart"/>
+      <w:r>
+        <w:rPr>
+          <w:lang w:val="en-US"/>
+        </w:rPr>
+        <w:t>main.jsx</w:t>
+      </w:r>
+      <w:proofErr w:type="spellEnd"/>
+      <w:r>
+        <w:rPr>
+          <w:lang w:val="en-US"/>
+        </w:rPr>
         <w:t xml:space="preserve"> </w:t>
       </w:r>
+    </w:p>
+    <w:p>
+      <w:r>
+        <w:t xml:space="preserve">import </w:t>
+      </w:r>
       <w:proofErr w:type="gramStart"/>
       <w:r>
-        <w:rPr>
-          <w:lang w:val="en-US"/>
-        </w:rPr>
-        <w:t>help</w:t>
-      </w:r>
+        <w:t xml:space="preserve">{ </w:t>
+      </w:r>
+      <w:proofErr w:type="spellStart"/>
+      <w:r>
+        <w:t>StrictMode</w:t>
+      </w:r>
+      <w:proofErr w:type="spellEnd"/>
       <w:proofErr w:type="gramEnd"/>
       <w:r>
-        <w:rPr>
-          <w:lang w:val="en-US"/>
-        </w:rPr>
-        <w:t xml:space="preserve"> us to share </w:t>
+        <w:t xml:space="preserve"> } from 'react'</w:t>
+      </w:r>
+    </w:p>
+    <w:p>
+      <w:r>
+        <w:t xml:space="preserve">import </w:t>
       </w:r>
       <w:proofErr w:type="gramStart"/>
       <w:r>
-        <w:rPr>
-          <w:lang w:val="en-US"/>
-        </w:rPr>
-        <w:t>the data</w:t>
-      </w:r>
+        <w:t xml:space="preserve">{ </w:t>
+      </w:r>
+      <w:proofErr w:type="spellStart"/>
+      <w:r>
+        <w:t>createRoot</w:t>
+      </w:r>
+      <w:proofErr w:type="spellEnd"/>
       <w:proofErr w:type="gramEnd"/>
       <w:r>
-        <w:rPr>
-          <w:lang w:val="en-US"/>
-        </w:rPr>
-        <w:t xml:space="preserve"> globally. </w:t>
-      </w:r>
-    </w:p>
-    <w:p>
-      <w:pPr>
-        <w:rPr>
-          <w:lang w:val="en-US"/>
-        </w:rPr>
-      </w:pPr>
-    </w:p>
-    <w:p>
-      <w:pPr>
-        <w:rPr>
-          <w:lang w:val="en-US"/>
-        </w:rPr>
-      </w:pPr>
-      <w:r>
-        <w:rPr>
-          <w:lang w:val="en-US"/>
-        </w:rPr>
-        <w:t xml:space="preserve">React </w:t>
+        <w:t xml:space="preserve"> } from 'react-</w:t>
       </w:r>
       <w:proofErr w:type="spellStart"/>
       <w:r>
-        <w:rPr>
-          <w:lang w:val="en-US"/>
-        </w:rPr>
-        <w:t>js</w:t>
+        <w:t>dom</w:t>
       </w:r>
       <w:proofErr w:type="spellEnd"/>
       <w:r>
-        <w:rPr>
-          <w:lang w:val="en-US"/>
-        </w:rPr>
-        <w:t xml:space="preserve"> provided 2 hooks. </w:t>
-      </w:r>
-    </w:p>
-    <w:p>
-      <w:pPr>
-        <w:rPr>
-          <w:lang w:val="en-US"/>
-        </w:rPr>
-      </w:pPr>
+        <w:t>/client'</w:t>
+      </w:r>
+    </w:p>
+    <w:p>
+      <w:r>
+        <w:t>import './index.css'</w:t>
+      </w:r>
+    </w:p>
+    <w:p>
+      <w:r>
+        <w:t>import App from './</w:t>
+      </w:r>
+      <w:proofErr w:type="spellStart"/>
+      <w:r>
+        <w:t>App.jsx</w:t>
+      </w:r>
+      <w:proofErr w:type="spellEnd"/>
+      <w:r>
+        <w:t>'</w:t>
+      </w:r>
+    </w:p>
+    <w:p>
+      <w:r>
+        <w:t xml:space="preserve">import </w:t>
+      </w:r>
+      <w:proofErr w:type="gramStart"/>
+      <w:r>
+        <w:t>{ Provider</w:t>
+      </w:r>
+      <w:proofErr w:type="gramEnd"/>
+      <w:r>
+        <w:t xml:space="preserve"> } from 'react-redux'</w:t>
+      </w:r>
+    </w:p>
+    <w:p>
+      <w:r>
+        <w:t xml:space="preserve">import </w:t>
+      </w:r>
+      <w:proofErr w:type="spellStart"/>
+      <w:r>
+        <w:t>storeRef</w:t>
+      </w:r>
+      <w:proofErr w:type="spellEnd"/>
+      <w:r>
+        <w:t xml:space="preserve"> from './store.js'</w:t>
+      </w:r>
+    </w:p>
+    <w:p/>
+    <w:p>
+      <w:proofErr w:type="spellStart"/>
+      <w:r>
+        <w:lastRenderedPageBreak/>
+        <w:t>createRoot</w:t>
+      </w:r>
+      <w:proofErr w:type="spellEnd"/>
+      <w:r>
+        <w:t>(</w:t>
+      </w:r>
       <w:proofErr w:type="spellStart"/>
       <w:proofErr w:type="gramStart"/>
       <w:r>
-        <w:rPr>
-          <w:highlight w:val="yellow"/>
-          <w:lang w:val="en-US"/>
-        </w:rPr>
-        <w:t>createContext</w:t>
+        <w:t>document.getElementById</w:t>
       </w:r>
       <w:proofErr w:type="spellEnd"/>
-      <w:r>
-        <w:rPr>
-          <w:highlight w:val="yellow"/>
-          <w:lang w:val="en-US"/>
-        </w:rPr>
-        <w:t>()</w:t>
-      </w:r>
-      <w:r>
-        <w:rPr>
-          <w:lang w:val="en-US"/>
-        </w:rPr>
-        <w:t xml:space="preserve"> :</w:t>
-      </w:r>
       <w:proofErr w:type="gramEnd"/>
       <w:r>
-        <w:rPr>
-          <w:lang w:val="en-US"/>
-        </w:rPr>
-        <w:t xml:space="preserve"> this hook </w:t>
+        <w:t>('root')</w:t>
       </w:r>
       <w:proofErr w:type="gramStart"/>
       <w:r>
-        <w:rPr>
-          <w:lang w:val="en-US"/>
-        </w:rPr>
-        <w:t>help</w:t>
+        <w:t>).render</w:t>
       </w:r>
       <w:proofErr w:type="gramEnd"/>
       <w:r>
-        <w:rPr>
-          <w:lang w:val="en-US"/>
-        </w:rPr>
-        <w:t xml:space="preserve"> us to create the reference or object of context </w:t>
+        <w:t>(</w:t>
+      </w:r>
+    </w:p>
+    <w:p>
+      <w:r>
+        <w:t>  &lt;</w:t>
       </w:r>
       <w:proofErr w:type="spellStart"/>
       <w:r>
-        <w:rPr>
-          <w:lang w:val="en-US"/>
-        </w:rPr>
-        <w:t>api</w:t>
+        <w:t>StrictMode</w:t>
       </w:r>
       <w:proofErr w:type="spellEnd"/>
       <w:r>
-        <w:rPr>
-          <w:lang w:val="en-US"/>
-        </w:rPr>
-        <w:t xml:space="preserve">. </w:t>
-      </w:r>
-    </w:p>
-    <w:p>
-      <w:pPr>
+        <w:t>&gt;</w:t>
+      </w:r>
+    </w:p>
+    <w:p>
+      <w:pPr>
+        <w:rPr>
+          <w:highlight w:val="yellow"/>
+        </w:rPr>
+      </w:pPr>
+      <w:r>
+        <w:rPr>
+          <w:highlight w:val="yellow"/>
+        </w:rPr>
+        <w:t>&lt;Provider store={</w:t>
+      </w:r>
+      <w:proofErr w:type="spellStart"/>
+      <w:r>
+        <w:rPr>
+          <w:highlight w:val="yellow"/>
+        </w:rPr>
+        <w:t>storeRef</w:t>
+      </w:r>
+      <w:proofErr w:type="spellEnd"/>
+      <w:r>
+        <w:rPr>
+          <w:highlight w:val="yellow"/>
+        </w:rPr>
+        <w:t>}&gt;</w:t>
+      </w:r>
+    </w:p>
+    <w:p>
+      <w:pPr>
+        <w:rPr>
+          <w:highlight w:val="yellow"/>
+        </w:rPr>
+      </w:pPr>
+      <w:r>
+        <w:rPr>
+          <w:highlight w:val="yellow"/>
+        </w:rPr>
+        <w:t>    &lt;App /&gt;</w:t>
+      </w:r>
+    </w:p>
+    <w:p>
+      <w:r>
+        <w:rPr>
+          <w:highlight w:val="yellow"/>
+        </w:rPr>
+        <w:t>&lt;/Provider&gt;</w:t>
+      </w:r>
+    </w:p>
+    <w:p>
+      <w:r>
+        <w:t>  &lt;/</w:t>
+      </w:r>
+      <w:proofErr w:type="spellStart"/>
+      <w:r>
+        <w:t>StrictMode</w:t>
+      </w:r>
+      <w:proofErr w:type="spellEnd"/>
+      <w:r>
+        <w:t>&gt;,</w:t>
+      </w:r>
+    </w:p>
+    <w:p>
+      <w:r>
+        <w:t>)</w:t>
+      </w:r>
+    </w:p>
+    <w:p/>
+    <w:p>
+      <w:pPr>
+        <w:rPr>
+          <w:lang w:val="en-US"/>
+        </w:rPr>
+      </w:pPr>
+    </w:p>
+    <w:p>
+      <w:pPr>
+        <w:rPr>
+          <w:highlight w:val="yellow"/>
+          <w:lang w:val="en-US"/>
+        </w:rPr>
+      </w:pPr>
+      <w:r>
+        <w:rPr>
+          <w:noProof/>
+        </w:rPr>
+        <w:drawing>
+          <wp:inline distT="0" distB="0" distL="0" distR="0" wp14:anchorId="013EF10F" wp14:editId="19B0975D">
+            <wp:extent cx="4492717" cy="3369289"/>
+            <wp:effectExtent l="0" t="0" r="3175" b="3175"/>
+            <wp:docPr id="2080855987" name="Picture 13" descr="Redux Fundamentals, Part 2: Concepts and Data Flow | Redux"/>
+            <wp:cNvGraphicFramePr>
+              <a:graphicFrameLocks xmlns:a="http://schemas.openxmlformats.org/drawingml/2006/main" noChangeAspect="1"/>
+            </wp:cNvGraphicFramePr>
+            <a:graphic xmlns:a="http://schemas.openxmlformats.org/drawingml/2006/main">
+              <a:graphicData uri="http://schemas.openxmlformats.org/drawingml/2006/picture">
+                <pic:pic xmlns:pic="http://schemas.openxmlformats.org/drawingml/2006/picture">
+                  <pic:nvPicPr>
+                    <pic:cNvPr id="0" name="Picture 1" descr="Redux Fundamentals, Part 2: Concepts and Data Flow | Redux"/>
+                    <pic:cNvPicPr>
+                      <a:picLocks noChangeAspect="1" noChangeArrowheads="1"/>
+                    </pic:cNvPicPr>
+                  </pic:nvPicPr>
+                  <pic:blipFill>
+                    <a:blip r:embed="rId5" cstate="print">
+                      <a:extLst>
+                        <a:ext uri="{28A0092B-C50C-407E-A947-70E740481C1C}">
+                          <a14:useLocalDpi xmlns:a14="http://schemas.microsoft.com/office/drawing/2010/main" val="0"/>
+                        </a:ext>
+                      </a:extLst>
+                    </a:blip>
+                    <a:srcRect/>
+                    <a:stretch>
+                      <a:fillRect/>
+                    </a:stretch>
+                  </pic:blipFill>
+                  <pic:spPr bwMode="auto">
+                    <a:xfrm>
+                      <a:off x="0" y="0"/>
+                      <a:ext cx="4499852" cy="3374640"/>
+                    </a:xfrm>
+                    <a:prstGeom prst="rect">
+                      <a:avLst/>
+                    </a:prstGeom>
+                    <a:noFill/>
+                    <a:ln>
+                      <a:noFill/>
+                    </a:ln>
+                  </pic:spPr>
+                </pic:pic>
+              </a:graphicData>
+            </a:graphic>
+          </wp:inline>
+        </w:drawing>
+      </w:r>
+    </w:p>
+    <w:p>
+      <w:pPr>
+        <w:rPr>
+          <w:lang w:val="en-US"/>
+        </w:rPr>
+      </w:pPr>
+      <w:r>
+        <w:rPr>
+          <w:lang w:val="en-US"/>
+        </w:rPr>
+        <w:t xml:space="preserve">Creating simple redux application </w:t>
+      </w:r>
+    </w:p>
+    <w:p>
+      <w:pPr>
+        <w:rPr>
+          <w:lang w:val="en-US"/>
+        </w:rPr>
+      </w:pPr>
+    </w:p>
+    <w:p>
+      <w:pPr>
+        <w:rPr>
+          <w:lang w:val="en-US"/>
+        </w:rPr>
+      </w:pPr>
+      <w:proofErr w:type="spellStart"/>
+      <w:r>
+        <w:rPr>
+          <w:highlight w:val="yellow"/>
+          <w:lang w:val="en-US"/>
+        </w:rPr>
+        <w:t>npm</w:t>
+      </w:r>
+      <w:proofErr w:type="spellEnd"/>
+      <w:r>
+        <w:rPr>
+          <w:highlight w:val="yellow"/>
+          <w:lang w:val="en-US"/>
+        </w:rPr>
+        <w:t xml:space="preserve"> create </w:t>
+      </w:r>
+      <w:proofErr w:type="spellStart"/>
+      <w:r>
+        <w:rPr>
+          <w:highlight w:val="yellow"/>
+          <w:lang w:val="en-US"/>
+        </w:rPr>
+        <w:t>vite@latest</w:t>
+      </w:r>
+      <w:proofErr w:type="spellEnd"/>
+      <w:r>
+        <w:rPr>
+          <w:highlight w:val="yellow"/>
+          <w:lang w:val="en-US"/>
+        </w:rPr>
+        <w:t xml:space="preserve"> react-with-redux</w:t>
+      </w:r>
+      <w:r>
+        <w:rPr>
+          <w:lang w:val="en-US"/>
+        </w:rPr>
+        <w:t xml:space="preserve"> </w:t>
+      </w:r>
+    </w:p>
+    <w:p>
+      <w:pPr>
+        <w:rPr>
+          <w:lang w:val="en-US"/>
+        </w:rPr>
+      </w:pPr>
+    </w:p>
+    <w:p>
+      <w:pPr>
+        <w:rPr>
+          <w:lang w:val="en-US"/>
+        </w:rPr>
+      </w:pPr>
+      <w:r>
+        <w:rPr>
+          <w:lang w:val="en-US"/>
+        </w:rPr>
+        <w:t xml:space="preserve">cd </w:t>
+      </w:r>
+      <w:r>
+        <w:rPr>
+          <w:highlight w:val="yellow"/>
+          <w:lang w:val="en-US"/>
+        </w:rPr>
+        <w:t>react-with-redux</w:t>
+      </w:r>
+    </w:p>
+    <w:p>
+      <w:pPr>
+        <w:rPr>
+          <w:lang w:val="en-US"/>
+        </w:rPr>
+      </w:pPr>
+      <w:proofErr w:type="spellStart"/>
+      <w:r>
+        <w:rPr>
+          <w:lang w:val="en-US"/>
+        </w:rPr>
+        <w:t>npm</w:t>
+      </w:r>
+      <w:proofErr w:type="spellEnd"/>
+      <w:r>
+        <w:rPr>
+          <w:lang w:val="en-US"/>
+        </w:rPr>
+        <w:t xml:space="preserve"> install </w:t>
+      </w:r>
+    </w:p>
+    <w:p>
+      <w:pPr>
+        <w:rPr>
+          <w:lang w:val="en-US"/>
+        </w:rPr>
+      </w:pPr>
+      <w:proofErr w:type="spellStart"/>
+      <w:r>
+        <w:rPr>
+          <w:lang w:val="en-US"/>
+        </w:rPr>
+        <w:t>npm</w:t>
+      </w:r>
+      <w:proofErr w:type="spellEnd"/>
+      <w:r>
+        <w:rPr>
+          <w:lang w:val="en-US"/>
+        </w:rPr>
+        <w:t xml:space="preserve"> install </w:t>
+      </w:r>
+      <w:r>
+        <w:rPr>
+          <w:highlight w:val="yellow"/>
+          <w:lang w:val="en-US"/>
+        </w:rPr>
+        <w:t>redux react-redux</w:t>
+      </w:r>
+      <w:r>
+        <w:rPr>
+          <w:lang w:val="en-US"/>
+        </w:rPr>
+        <w:t xml:space="preserve"> </w:t>
+      </w:r>
+    </w:p>
+    <w:p>
+      <w:pPr>
+        <w:rPr>
+          <w:lang w:val="en-US"/>
+        </w:rPr>
+      </w:pPr>
+    </w:p>
+    <w:p>
+      <w:pPr>
+        <w:rPr>
+          <w:lang w:val="en-US"/>
+        </w:rPr>
+      </w:pPr>
+    </w:p>
+    <w:p>
+      <w:pPr>
+        <w:rPr>
+          <w:lang w:val="en-US"/>
+        </w:rPr>
+      </w:pPr>
+      <w:r>
+        <w:rPr>
+          <w:highlight w:val="yellow"/>
+          <w:lang w:val="en-US"/>
+        </w:rPr>
+        <w:t>RTK (Redux toolkit)</w:t>
+      </w:r>
+    </w:p>
+    <w:p>
+      <w:pPr>
+        <w:pStyle w:val="ListParagraph"/>
+        <w:numPr>
+          <w:ilvl w:val="0"/>
+          <w:numId w:val="14"/>
+        </w:numPr>
         <w:rPr>
           <w:lang w:val="en-US"/>
         </w:rPr>
@@ -1596,37 +1227,45 @@
       <w:proofErr w:type="gramStart"/>
       <w:r>
         <w:rPr>
-          <w:highlight w:val="yellow"/>
-          <w:lang w:val="en-US"/>
-        </w:rPr>
-        <w:t>Provider</w:t>
-      </w:r>
-      <w:r>
-        <w:rPr>
-          <w:lang w:val="en-US"/>
-        </w:rPr>
-        <w:t xml:space="preserve"> :</w:t>
+          <w:lang w:val="en-US"/>
+        </w:rPr>
+        <w:t>in core</w:t>
       </w:r>
       <w:proofErr w:type="gramEnd"/>
       <w:r>
         <w:rPr>
           <w:lang w:val="en-US"/>
         </w:rPr>
-        <w:t xml:space="preserve"> react </w:t>
+        <w:t xml:space="preserve"> redux. Reducer is normal JS function. But in RTK it provided </w:t>
       </w:r>
       <w:proofErr w:type="spellStart"/>
       <w:r>
         <w:rPr>
-          <w:lang w:val="en-US"/>
-        </w:rPr>
-        <w:t>js</w:t>
+          <w:highlight w:val="yellow"/>
+          <w:lang w:val="en-US"/>
+        </w:rPr>
+        <w:t>createSlice</w:t>
       </w:r>
       <w:proofErr w:type="spellEnd"/>
       <w:r>
         <w:rPr>
           <w:lang w:val="en-US"/>
         </w:rPr>
-        <w:t xml:space="preserve"> provide Provider </w:t>
+        <w:t xml:space="preserve"> function which </w:t>
+      </w:r>
+      <w:proofErr w:type="gramStart"/>
+      <w:r>
+        <w:rPr>
+          <w:lang w:val="en-US"/>
+        </w:rPr>
+        <w:t>provide</w:t>
+      </w:r>
+      <w:proofErr w:type="gramEnd"/>
+      <w:r>
+        <w:rPr>
+          <w:lang w:val="en-US"/>
+        </w:rPr>
+        <w:t xml:space="preserve"> more functionality like reducer name, </w:t>
       </w:r>
       <w:proofErr w:type="spellStart"/>
       <w:proofErr w:type="gramStart"/>
@@ -1634,7 +1273,7 @@
         <w:rPr>
           <w:lang w:val="en-US"/>
         </w:rPr>
-        <w:t>pre defined</w:t>
+        <w:t>initialiValue</w:t>
       </w:r>
       <w:proofErr w:type="spellEnd"/>
       <w:proofErr w:type="gramEnd"/>
@@ -1642,157 +1281,175 @@
         <w:rPr>
           <w:lang w:val="en-US"/>
         </w:rPr>
-        <w:t xml:space="preserve"> component which </w:t>
+        <w:t xml:space="preserve">, reducer, </w:t>
+      </w:r>
+      <w:proofErr w:type="spellStart"/>
+      <w:r>
+        <w:rPr>
+          <w:lang w:val="en-US"/>
+        </w:rPr>
+        <w:t>extraReducer</w:t>
+      </w:r>
+      <w:proofErr w:type="spellEnd"/>
+      <w:r>
+        <w:rPr>
+          <w:lang w:val="en-US"/>
+        </w:rPr>
+        <w:t xml:space="preserve">. It </w:t>
       </w:r>
       <w:proofErr w:type="gramStart"/>
       <w:r>
         <w:rPr>
           <w:lang w:val="en-US"/>
         </w:rPr>
-        <w:t>help</w:t>
+        <w:t>responsible</w:t>
       </w:r>
       <w:proofErr w:type="gramEnd"/>
       <w:r>
         <w:rPr>
           <w:lang w:val="en-US"/>
         </w:rPr>
-        <w:t xml:space="preserve"> to allow to use context </w:t>
-      </w:r>
-      <w:proofErr w:type="spellStart"/>
-      <w:r>
-        <w:rPr>
-          <w:lang w:val="en-US"/>
-        </w:rPr>
-        <w:t>api</w:t>
-      </w:r>
-      <w:proofErr w:type="spellEnd"/>
-      <w:r>
-        <w:rPr>
-          <w:lang w:val="en-US"/>
-        </w:rPr>
-        <w:t xml:space="preserve"> features in all those components which comes under context </w:t>
-      </w:r>
-      <w:proofErr w:type="spellStart"/>
-      <w:r>
-        <w:rPr>
-          <w:lang w:val="en-US"/>
-        </w:rPr>
-        <w:t>api</w:t>
-      </w:r>
-      <w:proofErr w:type="spellEnd"/>
-      <w:r>
-        <w:rPr>
-          <w:lang w:val="en-US"/>
-        </w:rPr>
-        <w:t xml:space="preserve"> tree. </w:t>
-      </w:r>
-    </w:p>
-    <w:p>
-      <w:pPr>
-        <w:rPr>
-          <w:lang w:val="en-US"/>
-        </w:rPr>
-      </w:pPr>
+        <w:t xml:space="preserve"> </w:t>
+      </w:r>
+      <w:proofErr w:type="gramStart"/>
+      <w:r>
+        <w:rPr>
+          <w:lang w:val="en-US"/>
+        </w:rPr>
+        <w:t>to handle</w:t>
+      </w:r>
+      <w:proofErr w:type="gramEnd"/>
+      <w:r>
+        <w:rPr>
+          <w:lang w:val="en-US"/>
+        </w:rPr>
+        <w:t xml:space="preserve"> all actions and </w:t>
+      </w:r>
+      <w:proofErr w:type="gramStart"/>
+      <w:r>
+        <w:rPr>
+          <w:lang w:val="en-US"/>
+        </w:rPr>
+        <w:t>do</w:t>
+      </w:r>
+      <w:proofErr w:type="gramEnd"/>
+      <w:r>
+        <w:rPr>
+          <w:lang w:val="en-US"/>
+        </w:rPr>
+        <w:t xml:space="preserve"> the changes </w:t>
+      </w:r>
       <w:proofErr w:type="spellStart"/>
       <w:proofErr w:type="gramStart"/>
       <w:r>
         <w:rPr>
-          <w:highlight w:val="yellow"/>
-          <w:lang w:val="en-US"/>
-        </w:rPr>
-        <w:t>useContext</w:t>
+          <w:lang w:val="en-US"/>
+        </w:rPr>
+        <w:t>base</w:t>
       </w:r>
       <w:proofErr w:type="spellEnd"/>
-      <w:r>
-        <w:rPr>
-          <w:highlight w:val="yellow"/>
-          <w:lang w:val="en-US"/>
-        </w:rPr>
-        <w:t>()</w:t>
-      </w:r>
-      <w:r>
-        <w:rPr>
-          <w:lang w:val="en-US"/>
-        </w:rPr>
-        <w:t xml:space="preserve"> :is</w:t>
-      </w:r>
       <w:proofErr w:type="gramEnd"/>
       <w:r>
         <w:rPr>
           <w:lang w:val="en-US"/>
         </w:rPr>
-        <w:t xml:space="preserve"> another hook to access the value with help of </w:t>
-      </w:r>
+        <w:t xml:space="preserve"> upon the actions. </w:t>
+      </w:r>
+    </w:p>
+    <w:p>
+      <w:pPr>
+        <w:pStyle w:val="ListParagraph"/>
+        <w:numPr>
+          <w:ilvl w:val="0"/>
+          <w:numId w:val="14"/>
+        </w:numPr>
+        <w:rPr>
+          <w:lang w:val="en-US"/>
+        </w:rPr>
+      </w:pPr>
       <w:proofErr w:type="spellStart"/>
-      <w:r>
-        <w:rPr>
-          <w:lang w:val="en-US"/>
-        </w:rPr>
-        <w:t>createContext</w:t>
+      <w:proofErr w:type="gramStart"/>
+      <w:r>
+        <w:rPr>
+          <w:lang w:val="en-US"/>
+        </w:rPr>
+        <w:t>createStore</w:t>
       </w:r>
       <w:proofErr w:type="spellEnd"/>
       <w:r>
         <w:rPr>
           <w:lang w:val="en-US"/>
         </w:rPr>
-        <w:t xml:space="preserve"> reference in all child </w:t>
+        <w:t>(</w:t>
+      </w:r>
+      <w:proofErr w:type="gramEnd"/>
+      <w:r>
+        <w:rPr>
+          <w:lang w:val="en-US"/>
+        </w:rPr>
+        <w:t xml:space="preserve">) function is </w:t>
       </w:r>
       <w:proofErr w:type="gramStart"/>
       <w:r>
         <w:rPr>
           <w:lang w:val="en-US"/>
         </w:rPr>
-        <w:t>component</w:t>
+        <w:t>replace</w:t>
       </w:r>
       <w:proofErr w:type="gramEnd"/>
       <w:r>
         <w:rPr>
           <w:lang w:val="en-US"/>
         </w:rPr>
-        <w:t xml:space="preserve"> without keeping the track about the nth level hierarchy. </w:t>
-      </w:r>
-    </w:p>
-    <w:p>
-      <w:pPr>
-        <w:rPr>
-          <w:lang w:val="en-US"/>
-        </w:rPr>
-      </w:pPr>
-    </w:p>
-    <w:p>
-      <w:pPr>
-        <w:rPr>
-          <w:lang w:val="en-US"/>
-        </w:rPr>
-      </w:pPr>
-    </w:p>
-    <w:p>
-      <w:pPr>
-        <w:rPr>
-          <w:lang w:val="en-US"/>
-        </w:rPr>
-      </w:pPr>
-      <w:r>
-        <w:rPr>
-          <w:highlight w:val="yellow"/>
-          <w:lang w:val="en-US"/>
-        </w:rPr>
-        <w:lastRenderedPageBreak/>
-        <w:t xml:space="preserve">Creating application using context </w:t>
+        <w:t xml:space="preserve"> by </w:t>
       </w:r>
       <w:proofErr w:type="spellStart"/>
-      <w:r>
-        <w:rPr>
-          <w:highlight w:val="yellow"/>
-          <w:lang w:val="en-US"/>
-        </w:rPr>
-        <w:t>api</w:t>
+      <w:proofErr w:type="gramStart"/>
+      <w:r>
+        <w:rPr>
+          <w:lang w:val="en-US"/>
+        </w:rPr>
+        <w:t>configureStore</w:t>
       </w:r>
       <w:proofErr w:type="spellEnd"/>
       <w:r>
         <w:rPr>
           <w:lang w:val="en-US"/>
         </w:rPr>
+        <w:t>(</w:t>
+      </w:r>
+      <w:proofErr w:type="gramEnd"/>
+      <w:r>
+        <w:rPr>
+          <w:lang w:val="en-US"/>
+        </w:rPr>
+        <w:t>).</w:t>
+      </w:r>
+    </w:p>
+    <w:p>
+      <w:pPr>
+        <w:rPr>
+          <w:lang w:val="en-US"/>
+        </w:rPr>
+      </w:pPr>
+    </w:p>
+    <w:p>
+      <w:pPr>
+        <w:rPr>
+          <w:lang w:val="en-US"/>
+        </w:rPr>
+      </w:pPr>
+    </w:p>
+    <w:p>
+      <w:pPr>
+        <w:rPr>
+          <w:lang w:val="en-US"/>
+        </w:rPr>
+      </w:pPr>
+      <w:r>
+        <w:rPr>
+          <w:lang w:val="en-US"/>
+        </w:rPr>
         <w:t xml:space="preserve"> </w:t>
       </w:r>
     </w:p>
@@ -1802,153 +1459,104 @@
           <w:lang w:val="en-US"/>
         </w:rPr>
       </w:pPr>
+    </w:p>
+    <w:p>
+      <w:pPr>
+        <w:rPr>
+          <w:lang w:val="en-US"/>
+        </w:rPr>
+      </w:pPr>
+    </w:p>
+    <w:p>
+      <w:pPr>
+        <w:rPr>
+          <w:lang w:val="en-US"/>
+        </w:rPr>
+      </w:pPr>
       <w:proofErr w:type="spellStart"/>
       <w:r>
         <w:rPr>
-          <w:lang w:val="en-US"/>
-        </w:rPr>
-        <w:t>App.jsx</w:t>
+          <w:highlight w:val="yellow"/>
+          <w:lang w:val="en-US"/>
+        </w:rPr>
+        <w:t>npm</w:t>
       </w:r>
       <w:proofErr w:type="spellEnd"/>
       <w:r>
         <w:rPr>
-          <w:lang w:val="en-US"/>
-        </w:rPr>
-        <w:t xml:space="preserve"> --</w:t>
-      </w:r>
-      <w:r>
-        <w:rPr>
-          <w:lang w:val="en-US"/>
-        </w:rPr>
-        <w:sym w:font="Wingdings" w:char="F0E0"/>
-      </w:r>
-      <w:r>
-        <w:rPr>
-          <w:lang w:val="en-US"/>
-        </w:rPr>
-        <w:t xml:space="preserve"> Root component </w:t>
-      </w:r>
-    </w:p>
-    <w:p>
-      <w:pPr>
-        <w:rPr>
-          <w:lang w:val="en-US"/>
-        </w:rPr>
-      </w:pPr>
-      <w:r>
-        <w:rPr>
-          <w:lang w:val="en-US"/>
-        </w:rPr>
-        <w:tab/>
-        <w:t>Header --</w:t>
-      </w:r>
-      <w:r>
-        <w:rPr>
-          <w:lang w:val="en-US"/>
-        </w:rPr>
-        <w:sym w:font="Wingdings" w:char="F0E0"/>
-      </w:r>
-      <w:r>
-        <w:rPr>
-          <w:lang w:val="en-US"/>
-        </w:rPr>
-        <w:t xml:space="preserve"> Component </w:t>
-      </w:r>
-    </w:p>
-    <w:p>
-      <w:pPr>
-        <w:rPr>
-          <w:lang w:val="en-US"/>
-        </w:rPr>
-      </w:pPr>
-      <w:r>
-        <w:rPr>
-          <w:lang w:val="en-US"/>
-        </w:rPr>
-        <w:tab/>
-        <w:t xml:space="preserve">Dashboard </w:t>
-      </w:r>
-      <w:r>
-        <w:rPr>
-          <w:lang w:val="en-US"/>
-        </w:rPr>
-        <w:sym w:font="Wingdings" w:char="F0E0"/>
-      </w:r>
-      <w:r>
-        <w:rPr>
-          <w:lang w:val="en-US"/>
-        </w:rPr>
-        <w:t xml:space="preserve">Component </w:t>
-      </w:r>
-    </w:p>
-    <w:p>
-      <w:pPr>
-        <w:rPr>
-          <w:lang w:val="en-US"/>
-        </w:rPr>
-      </w:pPr>
-      <w:r>
-        <w:rPr>
-          <w:lang w:val="en-US"/>
-        </w:rPr>
-        <w:tab/>
-        <w:t>Login -</w:t>
-      </w:r>
-      <w:r>
-        <w:rPr>
-          <w:lang w:val="en-US"/>
-        </w:rPr>
-        <w:sym w:font="Wingdings" w:char="F0E0"/>
-      </w:r>
-      <w:r>
-        <w:rPr>
-          <w:lang w:val="en-US"/>
-        </w:rPr>
-        <w:t xml:space="preserve"> Component </w:t>
-      </w:r>
-    </w:p>
-    <w:p>
-      <w:pPr>
-        <w:rPr>
-          <w:lang w:val="en-US"/>
-        </w:rPr>
-      </w:pPr>
-      <w:r>
-        <w:rPr>
-          <w:lang w:val="en-US"/>
-        </w:rPr>
-        <w:tab/>
-        <w:t xml:space="preserve">Footer </w:t>
-      </w:r>
-      <w:r>
-        <w:rPr>
-          <w:lang w:val="en-US"/>
-        </w:rPr>
-        <w:sym w:font="Wingdings" w:char="F0E0"/>
-      </w:r>
-      <w:r>
-        <w:rPr>
-          <w:lang w:val="en-US"/>
-        </w:rPr>
-        <w:t xml:space="preserve"> Component </w:t>
-      </w:r>
-    </w:p>
-    <w:p>
-      <w:pPr>
-        <w:rPr>
-          <w:lang w:val="en-US"/>
-        </w:rPr>
-      </w:pPr>
-    </w:p>
-    <w:p>
-      <w:pPr>
-        <w:rPr>
-          <w:lang w:val="en-US"/>
-        </w:rPr>
-      </w:pPr>
+          <w:highlight w:val="yellow"/>
+          <w:lang w:val="en-US"/>
+        </w:rPr>
+        <w:t xml:space="preserve"> create </w:t>
+      </w:r>
       <w:proofErr w:type="spellStart"/>
       <w:r>
         <w:rPr>
+          <w:highlight w:val="yellow"/>
+          <w:lang w:val="en-US"/>
+        </w:rPr>
+        <w:t>vite@latest</w:t>
+      </w:r>
+      <w:proofErr w:type="spellEnd"/>
+      <w:r>
+        <w:rPr>
+          <w:highlight w:val="yellow"/>
+          <w:lang w:val="en-US"/>
+        </w:rPr>
+        <w:t xml:space="preserve"> react-with-</w:t>
+      </w:r>
+      <w:proofErr w:type="spellStart"/>
+      <w:r>
+        <w:rPr>
+          <w:lang w:val="en-US"/>
+        </w:rPr>
+        <w:t>rtk</w:t>
+      </w:r>
+      <w:proofErr w:type="spellEnd"/>
+      <w:r>
+        <w:rPr>
+          <w:lang w:val="en-US"/>
+        </w:rPr>
+        <w:t xml:space="preserve"> </w:t>
+      </w:r>
+    </w:p>
+    <w:p>
+      <w:pPr>
+        <w:rPr>
+          <w:lang w:val="en-US"/>
+        </w:rPr>
+      </w:pPr>
+      <w:r>
+        <w:rPr>
+          <w:lang w:val="en-US"/>
+        </w:rPr>
+        <w:t xml:space="preserve">cd </w:t>
+      </w:r>
+      <w:r>
+        <w:rPr>
+          <w:highlight w:val="yellow"/>
+          <w:lang w:val="en-US"/>
+        </w:rPr>
+        <w:t>react-with-</w:t>
+      </w:r>
+      <w:proofErr w:type="spellStart"/>
+      <w:r>
+        <w:rPr>
+          <w:lang w:val="en-US"/>
+        </w:rPr>
+        <w:t>rtk</w:t>
+      </w:r>
+      <w:proofErr w:type="spellEnd"/>
+    </w:p>
+    <w:p>
+      <w:pPr>
+        <w:rPr>
+          <w:lang w:val="en-US"/>
+        </w:rPr>
+      </w:pPr>
+      <w:proofErr w:type="spellStart"/>
+      <w:r>
+        <w:rPr>
           <w:lang w:val="en-US"/>
         </w:rPr>
         <w:t>npm</w:t>
@@ -1958,21 +1566,68 @@
         <w:rPr>
           <w:lang w:val="en-US"/>
         </w:rPr>
-        <w:t xml:space="preserve"> create </w:t>
-      </w:r>
+        <w:t xml:space="preserve"> install </w:t>
+      </w:r>
+    </w:p>
+    <w:p>
+      <w:pPr>
+        <w:rPr>
+          <w:lang w:val="en-US"/>
+        </w:rPr>
+      </w:pPr>
       <w:proofErr w:type="spellStart"/>
       <w:r>
         <w:rPr>
           <w:lang w:val="en-US"/>
         </w:rPr>
-        <w:t>vite@lates</w:t>
+        <w:t>npm</w:t>
       </w:r>
       <w:proofErr w:type="spellEnd"/>
       <w:r>
         <w:rPr>
           <w:lang w:val="en-US"/>
         </w:rPr>
-        <w:t xml:space="preserve"> react-context-login-app </w:t>
+        <w:t xml:space="preserve"> </w:t>
+      </w:r>
+      <w:proofErr w:type="gramStart"/>
+      <w:r>
+        <w:rPr>
+          <w:lang w:val="en-US"/>
+        </w:rPr>
+        <w:t xml:space="preserve">install </w:t>
+      </w:r>
+      <w:r>
+        <w:rPr>
+          <w:highlight w:val="yellow"/>
+        </w:rPr>
+        <w:t>@</w:t>
+      </w:r>
+      <w:proofErr w:type="gramEnd"/>
+      <w:r>
+        <w:rPr>
+          <w:highlight w:val="yellow"/>
+        </w:rPr>
+        <w:t>reduxjs/toolkit</w:t>
+      </w:r>
+      <w:r>
+        <w:rPr>
+          <w:highlight w:val="yellow"/>
+          <w:lang w:val="en-US"/>
+        </w:rPr>
+        <w:t xml:space="preserve"> </w:t>
+      </w:r>
+      <w:r>
+        <w:rPr>
+          <w:highlight w:val="yellow"/>
+          <w:lang w:val="en-US"/>
+        </w:rPr>
+        <w:t>react-redux</w:t>
+      </w:r>
+      <w:r>
+        <w:rPr>
+          <w:lang w:val="en-US"/>
+        </w:rPr>
+        <w:t xml:space="preserve"> </w:t>
       </w:r>
     </w:p>
     <w:p>
@@ -2023,6 +1678,95 @@
 <file path=word/numbering.xml><?xml version="1.0" encoding="utf-8"?>
 <w:numbering xmlns:wpc="http://schemas.microsoft.com/office/word/2010/wordprocessingCanvas" xmlns:cx="http://schemas.microsoft.com/office/drawing/2014/chartex" xmlns:cx1="http://schemas.microsoft.com/office/drawing/2015/9/8/chartex" xmlns:cx2="http://schemas.microsoft.com/office/drawing/2015/10/21/chartex" xmlns:cx3="http://schemas.microsoft.com/office/drawing/2016/5/9/chartex" xmlns:cx4="http://schemas.microsoft.com/office/drawing/2016/5/10/chartex" xmlns:cx5="http://schemas.microsoft.com/office/drawing/2016/5/11/chartex" xmlns:cx6="http://schemas.microsoft.com/office/drawing/2016/5/12/chartex" xmlns:cx7="http://schemas.microsoft.com/office/drawing/2016/5/13/chartex" xmlns:cx8="http://schemas.microsoft.com/office/drawing/2016/5/14/chartex" xmlns:mc="http://schemas.openxmlformats.org/markup-compatibility/2006" xmlns:aink="http://schemas.microsoft.com/office/drawing/2016/ink" xmlns:am3d="http://schemas.microsoft.com/office/drawing/2017/model3d" xmlns:o="urn:schemas-microsoft-com:office:office" xmlns:oel="http://schemas.microsoft.com/office/2019/extlst" xmlns:r="http://schemas.openxmlformats.org/officeDocument/2006/relationships" xmlns:m="http://schemas.openxmlformats.org/officeDocument/2006/math" xmlns:v="urn:schemas-microsoft-com:vml" xmlns:wp14="http://schemas.microsoft.com/office/word/2010/wordprocessingDrawing" xmlns:wp="http://schemas.openxmlformats.org/drawingml/2006/wordprocessingDrawing" xmlns:w10="urn:schemas-microsoft-com:office:word" xmlns:w="http://schemas.openxmlformats.org/wordprocessingml/2006/main" xmlns:w14="http://schemas.microsoft.com/office/word/2010/wordml" xmlns:w15="http://schemas.microsoft.com/office/word/2012/wordml" xmlns:w16cex="http://schemas.microsoft.com/office/word/2018/wordml/cex" xmlns:w16cid="http://schemas.microsoft.com/office/word/2016/wordml/cid" xmlns:w16="http://schemas.microsoft.com/office/word/2018/wordml" xmlns:w16du="http://schemas.microsoft.com/office/word/2023/wordml/word16du" xmlns:w16sdtdh="http://schemas.microsoft.com/office/word/2020/wordml/sdtdatahash" xmlns:w16sdtfl="http://schemas.microsoft.com/office/word/2024/wordml/sdtformatlock" xmlns:w16se="http://schemas.microsoft.com/office/word/2015/wordml/symex" xmlns:wpg="http://schemas.microsoft.com/office/word/2010/wordprocessingGroup" xmlns:wpi="http://schemas.microsoft.com/office/word/2010/wordprocessingInk" xmlns:wne="http://schemas.microsoft.com/office/word/2006/wordml" xmlns:wps="http://schemas.microsoft.com/office/word/2010/wordprocessingShape" mc:Ignorable="w14 w15 w16se w16cid w16 w16cex w16sdtdh w16sdtfl w16du wp14">
   <w:abstractNum w:abstractNumId="0" w15:restartNumberingAfterBreak="0">
+    <w:nsid w:val="1437398C"/>
+    <w:multiLevelType w:val="hybridMultilevel"/>
+    <w:tmpl w:val="69463C76"/>
+    <w:lvl w:ilvl="0" w:tplc="4009000F">
+      <w:start w:val="1"/>
+      <w:numFmt w:val="decimal"/>
+      <w:lvlText w:val="%1."/>
+      <w:lvlJc w:val="left"/>
+      <w:pPr>
+        <w:ind w:left="720" w:hanging="360"/>
+      </w:pPr>
+      <w:rPr>
+        <w:rFonts w:hint="default"/>
+      </w:rPr>
+    </w:lvl>
+    <w:lvl w:ilvl="1" w:tplc="40090019" w:tentative="1">
+      <w:start w:val="1"/>
+      <w:numFmt w:val="lowerLetter"/>
+      <w:lvlText w:val="%2."/>
+      <w:lvlJc w:val="left"/>
+      <w:pPr>
+        <w:ind w:left="1440" w:hanging="360"/>
+      </w:pPr>
+    </w:lvl>
+    <w:lvl w:ilvl="2" w:tplc="4009001B" w:tentative="1">
+      <w:start w:val="1"/>
+      <w:numFmt w:val="lowerRoman"/>
+      <w:lvlText w:val="%3."/>
+      <w:lvlJc w:val="right"/>
+      <w:pPr>
+        <w:ind w:left="2160" w:hanging="180"/>
+      </w:pPr>
+    </w:lvl>
+    <w:lvl w:ilvl="3" w:tplc="4009000F" w:tentative="1">
+      <w:start w:val="1"/>
+      <w:numFmt w:val="decimal"/>
+      <w:lvlText w:val="%4."/>
+      <w:lvlJc w:val="left"/>
+      <w:pPr>
+        <w:ind w:left="2880" w:hanging="360"/>
+      </w:pPr>
+    </w:lvl>
+    <w:lvl w:ilvl="4" w:tplc="40090019" w:tentative="1">
+      <w:start w:val="1"/>
+      <w:numFmt w:val="lowerLetter"/>
+      <w:lvlText w:val="%5."/>
+      <w:lvlJc w:val="left"/>
+      <w:pPr>
+        <w:ind w:left="3600" w:hanging="360"/>
+      </w:pPr>
+    </w:lvl>
+    <w:lvl w:ilvl="5" w:tplc="4009001B" w:tentative="1">
+      <w:start w:val="1"/>
+      <w:numFmt w:val="lowerRoman"/>
+      <w:lvlText w:val="%6."/>
+      <w:lvlJc w:val="right"/>
+      <w:pPr>
+        <w:ind w:left="4320" w:hanging="180"/>
+      </w:pPr>
+    </w:lvl>
+    <w:lvl w:ilvl="6" w:tplc="4009000F" w:tentative="1">
+      <w:start w:val="1"/>
+      <w:numFmt w:val="decimal"/>
+      <w:lvlText w:val="%7."/>
+      <w:lvlJc w:val="left"/>
+      <w:pPr>
+        <w:ind w:left="5040" w:hanging="360"/>
+      </w:pPr>
+    </w:lvl>
+    <w:lvl w:ilvl="7" w:tplc="40090019" w:tentative="1">
+      <w:start w:val="1"/>
+      <w:numFmt w:val="lowerLetter"/>
+      <w:lvlText w:val="%8."/>
+      <w:lvlJc w:val="left"/>
+      <w:pPr>
+        <w:ind w:left="5760" w:hanging="360"/>
+      </w:pPr>
+    </w:lvl>
+    <w:lvl w:ilvl="8" w:tplc="4009001B" w:tentative="1">
+      <w:start w:val="1"/>
+      <w:numFmt w:val="lowerRoman"/>
+      <w:lvlText w:val="%9."/>
+      <w:lvlJc w:val="right"/>
+      <w:pPr>
+        <w:ind w:left="6480" w:hanging="180"/>
+      </w:pPr>
+    </w:lvl>
+  </w:abstractNum>
+  <w:abstractNum w:abstractNumId="1" w15:restartNumberingAfterBreak="0">
     <w:nsid w:val="27702CCC"/>
     <w:multiLevelType w:val="hybridMultilevel"/>
     <w:tmpl w:val="83E2F8BA"/>
@@ -2111,7 +1855,7 @@
       </w:pPr>
     </w:lvl>
   </w:abstractNum>
-  <w:abstractNum w:abstractNumId="1" w15:restartNumberingAfterBreak="0">
+  <w:abstractNum w:abstractNumId="2" w15:restartNumberingAfterBreak="0">
     <w:nsid w:val="39AF32E9"/>
     <w:multiLevelType w:val="hybridMultilevel"/>
     <w:tmpl w:val="C28CE90E"/>
@@ -2200,7 +1944,7 @@
       </w:pPr>
     </w:lvl>
   </w:abstractNum>
-  <w:abstractNum w:abstractNumId="2" w15:restartNumberingAfterBreak="0">
+  <w:abstractNum w:abstractNumId="3" w15:restartNumberingAfterBreak="0">
     <w:nsid w:val="3BE57060"/>
     <w:multiLevelType w:val="hybridMultilevel"/>
     <w:tmpl w:val="189EB7F8"/>
@@ -2289,7 +2033,7 @@
       </w:pPr>
     </w:lvl>
   </w:abstractNum>
-  <w:abstractNum w:abstractNumId="3" w15:restartNumberingAfterBreak="0">
+  <w:abstractNum w:abstractNumId="4" w15:restartNumberingAfterBreak="0">
     <w:nsid w:val="3FCB0FFF"/>
     <w:multiLevelType w:val="hybridMultilevel"/>
     <w:tmpl w:val="257C6B3C"/>
@@ -2378,7 +2122,7 @@
       </w:pPr>
     </w:lvl>
   </w:abstractNum>
-  <w:abstractNum w:abstractNumId="4" w15:restartNumberingAfterBreak="0">
+  <w:abstractNum w:abstractNumId="5" w15:restartNumberingAfterBreak="0">
     <w:nsid w:val="4DD70548"/>
     <w:multiLevelType w:val="hybridMultilevel"/>
     <w:tmpl w:val="4536A576"/>
@@ -2467,7 +2211,7 @@
       </w:pPr>
     </w:lvl>
   </w:abstractNum>
-  <w:abstractNum w:abstractNumId="5" w15:restartNumberingAfterBreak="0">
+  <w:abstractNum w:abstractNumId="6" w15:restartNumberingAfterBreak="0">
     <w:nsid w:val="52CC1170"/>
     <w:multiLevelType w:val="hybridMultilevel"/>
     <w:tmpl w:val="2FB6B1A4"/>
@@ -2556,7 +2300,7 @@
       </w:pPr>
     </w:lvl>
   </w:abstractNum>
-  <w:abstractNum w:abstractNumId="6" w15:restartNumberingAfterBreak="0">
+  <w:abstractNum w:abstractNumId="7" w15:restartNumberingAfterBreak="0">
     <w:nsid w:val="566E7F66"/>
     <w:multiLevelType w:val="hybridMultilevel"/>
     <w:tmpl w:val="40E4C6D4"/>
@@ -2645,7 +2389,7 @@
       </w:pPr>
     </w:lvl>
   </w:abstractNum>
-  <w:abstractNum w:abstractNumId="7" w15:restartNumberingAfterBreak="0">
+  <w:abstractNum w:abstractNumId="8" w15:restartNumberingAfterBreak="0">
     <w:nsid w:val="5FC70DBF"/>
     <w:multiLevelType w:val="hybridMultilevel"/>
     <w:tmpl w:val="FC06358E"/>
@@ -2734,7 +2478,7 @@
       </w:pPr>
     </w:lvl>
   </w:abstractNum>
-  <w:abstractNum w:abstractNumId="8" w15:restartNumberingAfterBreak="0">
+  <w:abstractNum w:abstractNumId="9" w15:restartNumberingAfterBreak="0">
     <w:nsid w:val="68695C28"/>
     <w:multiLevelType w:val="hybridMultilevel"/>
     <w:tmpl w:val="49A008B8"/>
@@ -2847,7 +2591,96 @@
       </w:rPr>
     </w:lvl>
   </w:abstractNum>
-  <w:abstractNum w:abstractNumId="9" w15:restartNumberingAfterBreak="0">
+  <w:abstractNum w:abstractNumId="10" w15:restartNumberingAfterBreak="0">
+    <w:nsid w:val="6E5B61B5"/>
+    <w:multiLevelType w:val="hybridMultilevel"/>
+    <w:tmpl w:val="D3C6ED02"/>
+    <w:lvl w:ilvl="0" w:tplc="4009000F">
+      <w:start w:val="1"/>
+      <w:numFmt w:val="decimal"/>
+      <w:lvlText w:val="%1."/>
+      <w:lvlJc w:val="left"/>
+      <w:pPr>
+        <w:ind w:left="720" w:hanging="360"/>
+      </w:pPr>
+      <w:rPr>
+        <w:rFonts w:hint="default"/>
+      </w:rPr>
+    </w:lvl>
+    <w:lvl w:ilvl="1" w:tplc="40090019" w:tentative="1">
+      <w:start w:val="1"/>
+      <w:numFmt w:val="lowerLetter"/>
+      <w:lvlText w:val="%2."/>
+      <w:lvlJc w:val="left"/>
+      <w:pPr>
+        <w:ind w:left="1440" w:hanging="360"/>
+      </w:pPr>
+    </w:lvl>
+    <w:lvl w:ilvl="2" w:tplc="4009001B" w:tentative="1">
+      <w:start w:val="1"/>
+      <w:numFmt w:val="lowerRoman"/>
+      <w:lvlText w:val="%3."/>
+      <w:lvlJc w:val="right"/>
+      <w:pPr>
+        <w:ind w:left="2160" w:hanging="180"/>
+      </w:pPr>
+    </w:lvl>
+    <w:lvl w:ilvl="3" w:tplc="4009000F" w:tentative="1">
+      <w:start w:val="1"/>
+      <w:numFmt w:val="decimal"/>
+      <w:lvlText w:val="%4."/>
+      <w:lvlJc w:val="left"/>
+      <w:pPr>
+        <w:ind w:left="2880" w:hanging="360"/>
+      </w:pPr>
+    </w:lvl>
+    <w:lvl w:ilvl="4" w:tplc="40090019" w:tentative="1">
+      <w:start w:val="1"/>
+      <w:numFmt w:val="lowerLetter"/>
+      <w:lvlText w:val="%5."/>
+      <w:lvlJc w:val="left"/>
+      <w:pPr>
+        <w:ind w:left="3600" w:hanging="360"/>
+      </w:pPr>
+    </w:lvl>
+    <w:lvl w:ilvl="5" w:tplc="4009001B" w:tentative="1">
+      <w:start w:val="1"/>
+      <w:numFmt w:val="lowerRoman"/>
+      <w:lvlText w:val="%6."/>
+      <w:lvlJc w:val="right"/>
+      <w:pPr>
+        <w:ind w:left="4320" w:hanging="180"/>
+      </w:pPr>
+    </w:lvl>
+    <w:lvl w:ilvl="6" w:tplc="4009000F" w:tentative="1">
+      <w:start w:val="1"/>
+      <w:numFmt w:val="decimal"/>
+      <w:lvlText w:val="%7."/>
+      <w:lvlJc w:val="left"/>
+      <w:pPr>
+        <w:ind w:left="5040" w:hanging="360"/>
+      </w:pPr>
+    </w:lvl>
+    <w:lvl w:ilvl="7" w:tplc="40090019" w:tentative="1">
+      <w:start w:val="1"/>
+      <w:numFmt w:val="lowerLetter"/>
+      <w:lvlText w:val="%8."/>
+      <w:lvlJc w:val="left"/>
+      <w:pPr>
+        <w:ind w:left="5760" w:hanging="360"/>
+      </w:pPr>
+    </w:lvl>
+    <w:lvl w:ilvl="8" w:tplc="4009001B" w:tentative="1">
+      <w:start w:val="1"/>
+      <w:numFmt w:val="lowerRoman"/>
+      <w:lvlText w:val="%9."/>
+      <w:lvlJc w:val="right"/>
+      <w:pPr>
+        <w:ind w:left="6480" w:hanging="180"/>
+      </w:pPr>
+    </w:lvl>
+  </w:abstractNum>
+  <w:abstractNum w:abstractNumId="11" w15:restartNumberingAfterBreak="0">
     <w:nsid w:val="6EDB1E5C"/>
     <w:multiLevelType w:val="hybridMultilevel"/>
     <w:tmpl w:val="03DED4E0"/>
@@ -2936,7 +2769,7 @@
       </w:pPr>
     </w:lvl>
   </w:abstractNum>
-  <w:abstractNum w:abstractNumId="10" w15:restartNumberingAfterBreak="0">
+  <w:abstractNum w:abstractNumId="12" w15:restartNumberingAfterBreak="0">
     <w:nsid w:val="71EA796B"/>
     <w:multiLevelType w:val="hybridMultilevel"/>
     <w:tmpl w:val="AE64CEC6"/>
@@ -3025,38 +2858,136 @@
       </w:pPr>
     </w:lvl>
   </w:abstractNum>
+  <w:abstractNum w:abstractNumId="13" w15:restartNumberingAfterBreak="0">
+    <w:nsid w:val="72B55A01"/>
+    <w:multiLevelType w:val="hybridMultilevel"/>
+    <w:tmpl w:val="A0AED42E"/>
+    <w:lvl w:ilvl="0" w:tplc="F064BAE0">
+      <w:start w:val="1"/>
+      <w:numFmt w:val="lowerLetter"/>
+      <w:lvlText w:val="%1."/>
+      <w:lvlJc w:val="left"/>
+      <w:pPr>
+        <w:ind w:left="1080" w:hanging="360"/>
+      </w:pPr>
+      <w:rPr>
+        <w:rFonts w:hint="default"/>
+      </w:rPr>
+    </w:lvl>
+    <w:lvl w:ilvl="1" w:tplc="40090019" w:tentative="1">
+      <w:start w:val="1"/>
+      <w:numFmt w:val="lowerLetter"/>
+      <w:lvlText w:val="%2."/>
+      <w:lvlJc w:val="left"/>
+      <w:pPr>
+        <w:ind w:left="1800" w:hanging="360"/>
+      </w:pPr>
+    </w:lvl>
+    <w:lvl w:ilvl="2" w:tplc="4009001B" w:tentative="1">
+      <w:start w:val="1"/>
+      <w:numFmt w:val="lowerRoman"/>
+      <w:lvlText w:val="%3."/>
+      <w:lvlJc w:val="right"/>
+      <w:pPr>
+        <w:ind w:left="2520" w:hanging="180"/>
+      </w:pPr>
+    </w:lvl>
+    <w:lvl w:ilvl="3" w:tplc="4009000F" w:tentative="1">
+      <w:start w:val="1"/>
+      <w:numFmt w:val="decimal"/>
+      <w:lvlText w:val="%4."/>
+      <w:lvlJc w:val="left"/>
+      <w:pPr>
+        <w:ind w:left="3240" w:hanging="360"/>
+      </w:pPr>
+    </w:lvl>
+    <w:lvl w:ilvl="4" w:tplc="40090019" w:tentative="1">
+      <w:start w:val="1"/>
+      <w:numFmt w:val="lowerLetter"/>
+      <w:lvlText w:val="%5."/>
+      <w:lvlJc w:val="left"/>
+      <w:pPr>
+        <w:ind w:left="3960" w:hanging="360"/>
+      </w:pPr>
+    </w:lvl>
+    <w:lvl w:ilvl="5" w:tplc="4009001B" w:tentative="1">
+      <w:start w:val="1"/>
+      <w:numFmt w:val="lowerRoman"/>
+      <w:lvlText w:val="%6."/>
+      <w:lvlJc w:val="right"/>
+      <w:pPr>
+        <w:ind w:left="4680" w:hanging="180"/>
+      </w:pPr>
+    </w:lvl>
+    <w:lvl w:ilvl="6" w:tplc="4009000F" w:tentative="1">
+      <w:start w:val="1"/>
+      <w:numFmt w:val="decimal"/>
+      <w:lvlText w:val="%7."/>
+      <w:lvlJc w:val="left"/>
+      <w:pPr>
+        <w:ind w:left="5400" w:hanging="360"/>
+      </w:pPr>
+    </w:lvl>
+    <w:lvl w:ilvl="7" w:tplc="40090019" w:tentative="1">
+      <w:start w:val="1"/>
+      <w:numFmt w:val="lowerLetter"/>
+      <w:lvlText w:val="%8."/>
+      <w:lvlJc w:val="left"/>
+      <w:pPr>
+        <w:ind w:left="6120" w:hanging="360"/>
+      </w:pPr>
+    </w:lvl>
+    <w:lvl w:ilvl="8" w:tplc="4009001B" w:tentative="1">
+      <w:start w:val="1"/>
+      <w:numFmt w:val="lowerRoman"/>
+      <w:lvlText w:val="%9."/>
+      <w:lvlJc w:val="right"/>
+      <w:pPr>
+        <w:ind w:left="6840" w:hanging="180"/>
+      </w:pPr>
+    </w:lvl>
+  </w:abstractNum>
   <w:num w:numId="1" w16cid:durableId="1690988961">
+    <w:abstractNumId w:val="3"/>
+  </w:num>
+  <w:num w:numId="2" w16cid:durableId="1177380636">
+    <w:abstractNumId w:val="9"/>
+  </w:num>
+  <w:num w:numId="3" w16cid:durableId="1826503927">
+    <w:abstractNumId w:val="4"/>
+  </w:num>
+  <w:num w:numId="4" w16cid:durableId="702025403">
+    <w:abstractNumId w:val="1"/>
+  </w:num>
+  <w:num w:numId="5" w16cid:durableId="798959201">
+    <w:abstractNumId w:val="7"/>
+  </w:num>
+  <w:num w:numId="6" w16cid:durableId="1971091592">
+    <w:abstractNumId w:val="12"/>
+  </w:num>
+  <w:num w:numId="7" w16cid:durableId="1719546661">
     <w:abstractNumId w:val="2"/>
   </w:num>
-  <w:num w:numId="2" w16cid:durableId="1177380636">
+  <w:num w:numId="8" w16cid:durableId="2018730643">
     <w:abstractNumId w:val="8"/>
   </w:num>
-  <w:num w:numId="3" w16cid:durableId="1826503927">
-    <w:abstractNumId w:val="3"/>
+  <w:num w:numId="9" w16cid:durableId="533077256">
+    <w:abstractNumId w:val="11"/>
   </w:num>
-  <w:num w:numId="4" w16cid:durableId="702025403">
-    <w:abstractNumId w:val="0"/>
+  <w:num w:numId="10" w16cid:durableId="535167022">
+    <w:abstractNumId w:val="5"/>
   </w:num>
-  <w:num w:numId="5" w16cid:durableId="798959201">
+  <w:num w:numId="11" w16cid:durableId="209073830">
     <w:abstractNumId w:val="6"/>
   </w:num>
-  <w:num w:numId="6" w16cid:durableId="1971091592">
+  <w:num w:numId="12" w16cid:durableId="1137916360">
     <w:abstractNumId w:val="10"/>
   </w:num>
-  <w:num w:numId="7" w16cid:durableId="1719546661">
-    <w:abstractNumId w:val="1"/>
+  <w:num w:numId="13" w16cid:durableId="854996511">
+    <w:abstractNumId w:val="13"/>
   </w:num>
-  <w:num w:numId="8" w16cid:durableId="2018730643">
-    <w:abstractNumId w:val="7"/>
-  </w:num>
-  <w:num w:numId="9" w16cid:durableId="533077256">
-    <w:abstractNumId w:val="9"/>
-  </w:num>
-  <w:num w:numId="10" w16cid:durableId="535167022">
-    <w:abstractNumId w:val="4"/>
-  </w:num>
-  <w:num w:numId="11" w16cid:durableId="209073830">
-    <w:abstractNumId w:val="5"/>
+  <w:num w:numId="14" w16cid:durableId="2074889392">
+    <w:abstractNumId w:val="0"/>
   </w:num>
 </w:numbering>
 </file>
@@ -3665,7 +3596,6 @@
   <w:style w:type="character" w:default="1" w:styleId="DefaultParagraphFont">
     <w:name w:val="Default Paragraph Font"/>
     <w:uiPriority w:val="1"/>
-    <w:semiHidden/>
     <w:unhideWhenUsed/>
   </w:style>
   <w:style w:type="table" w:default="1" w:styleId="TableNormal">
